--- a/macro-etichette.docx
+++ b/macro-etichette.docx
@@ -4,7 +4,7 @@
   <w:body>
     <w:p>
       <w:pPr>
-        <w:pStyle w:val="Testopreformattatouser"/>
+        <w:pStyle w:val="Testopreformattato"/>
         <w:rPr>
           <w:rFonts w:ascii="Liberation Mono" w:hAnsi="Liberation Mono" w:cs="Liberation Mono"/>
           <w:color w:val="000000"/>
@@ -25,7 +25,7 @@
     </w:p>
     <w:p>
       <w:pPr>
-        <w:pStyle w:val="Testopreformattatouser"/>
+        <w:pStyle w:val="Testopreformattato"/>
         <w:rPr>
           <w:rFonts w:ascii="Liberation Mono" w:hAnsi="Liberation Mono" w:cs="Liberation Mono"/>
           <w:color w:val="000000"/>
@@ -39,13 +39,12 @@
           <w:color w:val="000000"/>
           <w:sz w:val="18"/>
           <w:szCs w:val="18"/>
-          <w:lang w:val="it-IT"/>
         </w:rPr>
       </w:r>
     </w:p>
     <w:p>
       <w:pPr>
-        <w:pStyle w:val="Testopreformattatouser"/>
+        <w:pStyle w:val="Testopreformattato"/>
         <w:rPr>
           <w:rFonts w:cs="Liberation Mono"/>
           <w:color w:val="000000"/>
@@ -70,7 +69,7 @@
     </w:p>
     <w:p>
       <w:pPr>
-        <w:pStyle w:val="Testopreformattatouser"/>
+        <w:pStyle w:val="Testopreformattato"/>
         <w:rPr>
           <w:rFonts w:ascii="Liberation Mono" w:hAnsi="Liberation Mono" w:cs="Liberation Mono"/>
           <w:color w:val="000000"/>
@@ -101,7 +100,7 @@
     </w:p>
     <w:p>
       <w:pPr>
-        <w:pStyle w:val="Testopreformattatouser"/>
+        <w:pStyle w:val="Testopreformattato"/>
         <w:rPr>
           <w:rFonts w:ascii="Liberation Mono" w:hAnsi="Liberation Mono" w:cs="Liberation Mono"/>
           <w:color w:val="000000"/>
@@ -115,13 +114,12 @@
           <w:color w:val="000000"/>
           <w:sz w:val="18"/>
           <w:szCs w:val="18"/>
-          <w:lang w:val="it-IT"/>
         </w:rPr>
       </w:r>
     </w:p>
     <w:p>
       <w:pPr>
-        <w:pStyle w:val="Testopreformattatouser"/>
+        <w:pStyle w:val="Testopreformattato"/>
         <w:rPr>
           <w:rFonts w:ascii="Liberation Mono" w:hAnsi="Liberation Mono" w:cs="Liberation Mono"/>
           <w:color w:val="000000"/>
@@ -142,7 +140,7 @@
     </w:p>
     <w:p>
       <w:pPr>
-        <w:pStyle w:val="Testopreformattatouser"/>
+        <w:pStyle w:val="Testopreformattato"/>
         <w:rPr>
           <w:rFonts w:ascii="Liberation Mono" w:hAnsi="Liberation Mono" w:cs="Liberation Mono"/>
           <w:color w:val="000000"/>
@@ -156,13 +154,12 @@
           <w:color w:val="000000"/>
           <w:sz w:val="18"/>
           <w:szCs w:val="18"/>
-          <w:lang w:val="it-IT"/>
         </w:rPr>
       </w:r>
     </w:p>
     <w:p>
       <w:pPr>
-        <w:pStyle w:val="Testopreformattatouser"/>
+        <w:pStyle w:val="Testopreformattato"/>
         <w:rPr>
           <w:rFonts w:ascii="Liberation Mono" w:hAnsi="Liberation Mono" w:cs="Liberation Mono"/>
           <w:color w:val="000000"/>
@@ -183,7 +180,7 @@
     </w:p>
     <w:p>
       <w:pPr>
-        <w:pStyle w:val="Testopreformattatouser"/>
+        <w:pStyle w:val="Testopreformattato"/>
         <w:rPr>
           <w:rFonts w:ascii="Liberation Mono" w:hAnsi="Liberation Mono" w:cs="Liberation Mono"/>
           <w:color w:val="000000"/>
@@ -197,13 +194,12 @@
           <w:color w:val="000000"/>
           <w:sz w:val="18"/>
           <w:szCs w:val="18"/>
-          <w:lang w:val="it-IT"/>
         </w:rPr>
       </w:r>
     </w:p>
     <w:p>
       <w:pPr>
-        <w:pStyle w:val="Testopreformattatouser"/>
+        <w:pStyle w:val="Testopreformattato"/>
         <w:rPr>
           <w:rFonts w:ascii="Liberation Mono" w:hAnsi="Liberation Mono" w:cs="Liberation Mono"/>
           <w:color w:val="000000"/>
@@ -224,7 +220,7 @@
     </w:p>
     <w:p>
       <w:pPr>
-        <w:pStyle w:val="Testopreformattatouser"/>
+        <w:pStyle w:val="Testopreformattato"/>
         <w:rPr>
           <w:rFonts w:ascii="Liberation Mono" w:hAnsi="Liberation Mono" w:cs="Liberation Mono"/>
           <w:color w:val="000000"/>
@@ -238,13 +234,12 @@
           <w:color w:val="000000"/>
           <w:sz w:val="18"/>
           <w:szCs w:val="18"/>
-          <w:lang w:val="it-IT"/>
         </w:rPr>
       </w:r>
     </w:p>
     <w:p>
       <w:pPr>
-        <w:pStyle w:val="Testopreformattatouser"/>
+        <w:pStyle w:val="Testopreformattato"/>
         <w:rPr>
           <w:rFonts w:ascii="Liberation Mono" w:hAnsi="Liberation Mono" w:cs="Liberation Mono"/>
           <w:color w:val="000000"/>
@@ -260,32 +255,12 @@
           <w:szCs w:val="18"/>
           <w:lang w:val="it-IT"/>
         </w:rPr>
-        <w:t xml:space="preserve">NOTE </w:t>
-      </w:r>
-      <w:r>
-        <w:rPr>
-          <w:rFonts w:cs="Liberation Mono"/>
-          <w:color w:val="000000"/>
-          <w:sz w:val="18"/>
-          <w:szCs w:val="18"/>
-          <w:lang w:val="it-IT"/>
-        </w:rPr>
-        <w:t>PER ANALISI AUTOMATICA</w:t>
-      </w:r>
-      <w:r>
-        <w:rPr>
-          <w:rFonts w:cs="Liberation Mono"/>
-          <w:color w:val="000000"/>
-          <w:sz w:val="18"/>
-          <w:szCs w:val="18"/>
-          <w:lang w:val="it-IT"/>
-        </w:rPr>
-        <w:t>:</w:t>
+        <w:t>NOTE PER ANALISI AUTOMATICA:</w:t>
       </w:r>
     </w:p>
     <w:p>
       <w:pPr>
-        <w:pStyle w:val="Testopreformattatouser"/>
+        <w:pStyle w:val="Testopreformattato"/>
         <w:rPr>
           <w:rFonts w:ascii="Liberation Mono" w:hAnsi="Liberation Mono" w:cs="Liberation Mono"/>
           <w:color w:val="000000"/>
@@ -316,7 +291,7 @@
     </w:p>
     <w:p>
       <w:pPr>
-        <w:pStyle w:val="Testopreformattatouser"/>
+        <w:pStyle w:val="Testopreformattato"/>
         <w:rPr>
           <w:rFonts w:ascii="Liberation Mono" w:hAnsi="Liberation Mono" w:cs="Liberation Mono"/>
           <w:color w:val="000000"/>
@@ -347,7 +322,7 @@
     </w:p>
     <w:p>
       <w:pPr>
-        <w:pStyle w:val="Testopreformattatouser"/>
+        <w:pStyle w:val="Testopreformattato"/>
         <w:rPr>
           <w:rFonts w:ascii="Liberation Mono" w:hAnsi="Liberation Mono" w:cs="Liberation Mono"/>
           <w:color w:val="000000"/>
@@ -374,23 +349,12 @@
           <w:shd w:fill="auto" w:val="clear"/>
           <w:lang w:val="it-IT"/>
         </w:rPr>
-        <w:t xml:space="preserve">osservazione/ memoria/ analisi” </w:t>
-      </w:r>
-      <w:r>
-        <w:rPr>
-          <w:rFonts w:cs="Liberation Mono"/>
-          <w:color w:val="000000"/>
-          <w:sz w:val="18"/>
-          <w:szCs w:val="18"/>
-          <w:shd w:fill="auto" w:val="clear"/>
-          <w:lang w:val="it-IT"/>
-        </w:rPr>
-        <w:t>è scritta nei fogli di classificazione come “osservazione, memoria, analisi”</w:t>
+        <w:t>osservazione/ memoria/ analisi” è scritta nei fogli di classificazione come “osservazione, memoria, analisi”</w:t>
       </w:r>
     </w:p>
     <w:p>
       <w:pPr>
-        <w:pStyle w:val="Testopreformattatouser"/>
+        <w:pStyle w:val="Testopreformattato"/>
         <w:rPr>
           <w:rFonts w:ascii="Liberation Mono" w:hAnsi="Liberation Mono" w:cs="Liberation Mono"/>
           <w:color w:val="000000"/>
@@ -404,14 +368,12 @@
           <w:color w:val="000000"/>
           <w:sz w:val="18"/>
           <w:szCs w:val="18"/>
-          <w:shd w:fill="auto" w:val="clear"/>
-          <w:lang w:val="it-IT"/>
         </w:rPr>
       </w:r>
     </w:p>
     <w:p>
       <w:pPr>
-        <w:pStyle w:val="Testopreformattatouser"/>
+        <w:pStyle w:val="Testopreformattato"/>
         <w:rPr>
           <w:rFonts w:ascii="Liberation Mono" w:hAnsi="Liberation Mono" w:cs="Liberation Mono"/>
           <w:color w:val="000000"/>
@@ -432,7 +394,7 @@
     </w:p>
     <w:p>
       <w:pPr>
-        <w:pStyle w:val="Testopreformattatouser"/>
+        <w:pStyle w:val="Testopreformattato"/>
         <w:rPr>
           <w:rFonts w:ascii="Liberation Mono" w:hAnsi="Liberation Mono" w:cs="Liberation Mono"/>
           <w:color w:val="000000"/>
@@ -446,13 +408,12 @@
           <w:color w:val="000000"/>
           <w:sz w:val="18"/>
           <w:szCs w:val="18"/>
-          <w:lang w:val="it-IT"/>
         </w:rPr>
       </w:r>
     </w:p>
     <w:p>
       <w:pPr>
-        <w:pStyle w:val="Testopreformattatouser"/>
+        <w:pStyle w:val="Testopreformattato"/>
         <w:rPr>
           <w:rFonts w:ascii="Liberation Mono" w:hAnsi="Liberation Mono" w:cs="Liberation Mono"/>
           <w:color w:val="000000"/>
@@ -473,7 +434,7 @@
     </w:p>
     <w:p>
       <w:pPr>
-        <w:pStyle w:val="Testopreformattatouser"/>
+        <w:pStyle w:val="Testopreformattato"/>
         <w:rPr>
           <w:rFonts w:ascii="Liberation Mono" w:hAnsi="Liberation Mono" w:cs="Liberation Mono"/>
           <w:color w:val="000000"/>
@@ -494,7 +455,7 @@
     </w:p>
     <w:p>
       <w:pPr>
-        <w:pStyle w:val="Testopreformattatouser"/>
+        <w:pStyle w:val="Testopreformattato"/>
         <w:rPr>
           <w:rFonts w:ascii="Liberation Mono" w:hAnsi="Liberation Mono" w:cs="Liberation Mono"/>
           <w:color w:val="000000"/>
@@ -515,7 +476,7 @@
     </w:p>
     <w:p>
       <w:pPr>
-        <w:pStyle w:val="Testopreformattatouser"/>
+        <w:pStyle w:val="Testopreformattato"/>
         <w:rPr>
           <w:rFonts w:ascii="Liberation Mono" w:hAnsi="Liberation Mono" w:cs="Liberation Mono"/>
           <w:color w:val="000000"/>
@@ -534,7 +495,7 @@
     </w:p>
     <w:p>
       <w:pPr>
-        <w:pStyle w:val="Testopreformattatouser"/>
+        <w:pStyle w:val="Testopreformattato"/>
         <w:rPr>
           <w:rFonts w:ascii="Liberation Mono" w:hAnsi="Liberation Mono" w:cs="Liberation Mono"/>
           <w:color w:val="000000"/>
@@ -555,7 +516,7 @@
     </w:p>
     <w:p>
       <w:pPr>
-        <w:pStyle w:val="Testopreformattatouser"/>
+        <w:pStyle w:val="Testopreformattato"/>
         <w:rPr>
           <w:highlight w:val="none"/>
           <w:shd w:fill="FFFF00" w:val="clear"/>
@@ -575,7 +536,7 @@
     </w:p>
     <w:p>
       <w:pPr>
-        <w:pStyle w:val="Testopreformattatouser"/>
+        <w:pStyle w:val="Testopreformattato"/>
         <w:rPr>
           <w:highlight w:val="none"/>
           <w:shd w:fill="auto" w:val="clear"/>
@@ -606,7 +567,7 @@
     </w:p>
     <w:p>
       <w:pPr>
-        <w:pStyle w:val="Testopreformattatouser"/>
+        <w:pStyle w:val="Testopreformattato"/>
         <w:rPr>
           <w:highlight w:val="none"/>
           <w:shd w:fill="auto" w:val="clear"/>
@@ -637,7 +598,7 @@
     </w:p>
     <w:p>
       <w:pPr>
-        <w:pStyle w:val="Testopreformattatouser"/>
+        <w:pStyle w:val="Testopreformattato"/>
         <w:rPr>
           <w:highlight w:val="none"/>
           <w:shd w:fill="auto" w:val="clear"/>
@@ -668,7 +629,7 @@
     </w:p>
     <w:p>
       <w:pPr>
-        <w:pStyle w:val="Testopreformattatouser"/>
+        <w:pStyle w:val="Testopreformattato"/>
         <w:rPr>
           <w:highlight w:val="none"/>
           <w:shd w:fill="auto" w:val="clear"/>
@@ -699,7 +660,7 @@
     </w:p>
     <w:p>
       <w:pPr>
-        <w:pStyle w:val="Testopreformattatouser"/>
+        <w:pStyle w:val="Testopreformattato"/>
         <w:rPr>
           <w:highlight w:val="none"/>
           <w:shd w:fill="auto" w:val="clear"/>
@@ -730,7 +691,7 @@
     </w:p>
     <w:p>
       <w:pPr>
-        <w:pStyle w:val="Testopreformattatouser"/>
+        <w:pStyle w:val="Testopreformattato"/>
         <w:rPr>
           <w:highlight w:val="none"/>
           <w:shd w:fill="auto" w:val="clear"/>
@@ -761,7 +722,7 @@
     </w:p>
     <w:p>
       <w:pPr>
-        <w:pStyle w:val="Testopreformattatouser"/>
+        <w:pStyle w:val="Testopreformattato"/>
         <w:rPr>
           <w:highlight w:val="none"/>
           <w:shd w:fill="auto" w:val="clear"/>
@@ -792,7 +753,7 @@
     </w:p>
     <w:p>
       <w:pPr>
-        <w:pStyle w:val="Testopreformattatouser"/>
+        <w:pStyle w:val="Testopreformattato"/>
         <w:rPr>
           <w:highlight w:val="none"/>
           <w:shd w:fill="auto" w:val="clear"/>
@@ -823,7 +784,7 @@
     </w:p>
     <w:p>
       <w:pPr>
-        <w:pStyle w:val="Testopreformattatouser"/>
+        <w:pStyle w:val="Testopreformattato"/>
         <w:rPr>
           <w:rFonts w:ascii="Liberation Mono" w:hAnsi="Liberation Mono" w:cs="Liberation Mono"/>
           <w:color w:val="000000"/>
@@ -845,7 +806,7 @@
     </w:p>
     <w:p>
       <w:pPr>
-        <w:pStyle w:val="Testopreformattatouser"/>
+        <w:pStyle w:val="Testopreformattato"/>
         <w:rPr>
           <w:rFonts w:ascii="Liberation Mono" w:hAnsi="Liberation Mono" w:cs="Liberation Mono"/>
           <w:color w:val="000000"/>
@@ -866,7 +827,7 @@
     </w:p>
     <w:p>
       <w:pPr>
-        <w:pStyle w:val="Testopreformattatouser"/>
+        <w:pStyle w:val="Testopreformattato"/>
         <w:rPr>
           <w:highlight w:val="none"/>
           <w:shd w:fill="FFFF00" w:val="clear"/>
@@ -886,7 +847,7 @@
     </w:p>
     <w:p>
       <w:pPr>
-        <w:pStyle w:val="Testopreformattatouser"/>
+        <w:pStyle w:val="Testopreformattato"/>
         <w:rPr>
           <w:highlight w:val="none"/>
           <w:shd w:fill="auto" w:val="clear"/>
@@ -917,7 +878,7 @@
     </w:p>
     <w:p>
       <w:pPr>
-        <w:pStyle w:val="Testopreformattatouser"/>
+        <w:pStyle w:val="Testopreformattato"/>
         <w:rPr>
           <w:highlight w:val="none"/>
           <w:shd w:fill="auto" w:val="clear"/>
@@ -948,7 +909,7 @@
     </w:p>
     <w:p>
       <w:pPr>
-        <w:pStyle w:val="Testopreformattatouser"/>
+        <w:pStyle w:val="Testopreformattato"/>
         <w:rPr>
           <w:highlight w:val="none"/>
           <w:shd w:fill="auto" w:val="clear"/>
@@ -979,7 +940,7 @@
     </w:p>
     <w:p>
       <w:pPr>
-        <w:pStyle w:val="Testopreformattatouser"/>
+        <w:pStyle w:val="Testopreformattato"/>
         <w:rPr>
           <w:highlight w:val="none"/>
           <w:shd w:fill="auto" w:val="clear"/>
@@ -1010,7 +971,7 @@
     </w:p>
     <w:p>
       <w:pPr>
-        <w:pStyle w:val="Testopreformattatouser"/>
+        <w:pStyle w:val="Testopreformattato"/>
         <w:rPr>
           <w:highlight w:val="none"/>
           <w:shd w:fill="auto" w:val="clear"/>
@@ -1041,7 +1002,7 @@
     </w:p>
     <w:p>
       <w:pPr>
-        <w:pStyle w:val="Testopreformattatouser"/>
+        <w:pStyle w:val="Testopreformattato"/>
         <w:rPr>
           <w:highlight w:val="none"/>
           <w:shd w:fill="auto" w:val="clear"/>
@@ -1072,7 +1033,7 @@
     </w:p>
     <w:p>
       <w:pPr>
-        <w:pStyle w:val="Testopreformattatouser"/>
+        <w:pStyle w:val="Testopreformattato"/>
         <w:rPr>
           <w:highlight w:val="none"/>
           <w:shd w:fill="auto" w:val="clear"/>
@@ -1103,7 +1064,7 @@
     </w:p>
     <w:p>
       <w:pPr>
-        <w:pStyle w:val="Testopreformattatouser"/>
+        <w:pStyle w:val="Testopreformattato"/>
         <w:rPr>
           <w:highlight w:val="none"/>
           <w:shd w:fill="auto" w:val="clear"/>
@@ -1134,7 +1095,7 @@
     </w:p>
     <w:p>
       <w:pPr>
-        <w:pStyle w:val="Testopreformattatouser"/>
+        <w:pStyle w:val="Testopreformattato"/>
         <w:rPr>
           <w:highlight w:val="none"/>
           <w:shd w:fill="auto" w:val="clear"/>
@@ -1160,34 +1121,12 @@
           <w:shd w:fill="auto" w:val="clear"/>
           <w:lang w:val="it-IT"/>
         </w:rPr>
-        <w:t xml:space="preserve">USO TECNOLOGIA E SVILUPPO CONTENUTI: sviluppo contenuti, techno-CLIL, uso della tecnologia, ricerca informazioni, </w:t>
-      </w:r>
-      <w:r>
-        <w:rPr>
-          <w:rFonts w:cs="Liberation Mono"/>
-          <w:color w:val="000000"/>
-          <w:sz w:val="18"/>
-          <w:szCs w:val="18"/>
-          <w:shd w:fill="auto" w:val="clear"/>
-          <w:lang w:val="it-IT"/>
-        </w:rPr>
-        <w:t>3sviluppo contenuti</w:t>
-      </w:r>
-      <w:r>
-        <w:rPr>
-          <w:rFonts w:cs="Liberation Mono"/>
-          <w:color w:val="000000"/>
-          <w:sz w:val="18"/>
-          <w:szCs w:val="18"/>
-          <w:shd w:fill="auto" w:val="clear"/>
-          <w:lang w:val="it-IT"/>
-        </w:rPr>
-        <w:t>.</w:t>
+        <w:t>USO TECNOLOGIA E SVILUPPO CONTENUTI: sviluppo contenuti, techno-CLIL, uso della tecnologia, ricerca informazioni, 3sviluppo contenuti.</w:t>
       </w:r>
     </w:p>
     <w:p>
       <w:pPr>
-        <w:pStyle w:val="Testopreformattatouser"/>
+        <w:pStyle w:val="Testopreformattato"/>
         <w:rPr>
           <w:highlight w:val="none"/>
           <w:shd w:fill="auto" w:val="clear"/>
@@ -1218,7 +1157,7 @@
     </w:p>
     <w:p>
       <w:pPr>
-        <w:pStyle w:val="Testopreformattatouser"/>
+        <w:pStyle w:val="Testopreformattato"/>
         <w:rPr>
           <w:highlight w:val="none"/>
           <w:shd w:fill="auto" w:val="clear"/>
@@ -1249,7 +1188,7 @@
     </w:p>
     <w:p>
       <w:pPr>
-        <w:pStyle w:val="Testopreformattatouser"/>
+        <w:pStyle w:val="Testopreformattato"/>
         <w:rPr>
           <w:highlight w:val="none"/>
           <w:shd w:fill="auto" w:val="clear"/>
@@ -1280,7 +1219,7 @@
     </w:p>
     <w:p>
       <w:pPr>
-        <w:pStyle w:val="Testopreformattatouser"/>
+        <w:pStyle w:val="Testopreformattato"/>
         <w:rPr>
           <w:highlight w:val="none"/>
           <w:shd w:fill="auto" w:val="clear"/>
@@ -1311,7 +1250,7 @@
     </w:p>
     <w:p>
       <w:pPr>
-        <w:pStyle w:val="Testopreformattatouser"/>
+        <w:pStyle w:val="Testopreformattato"/>
         <w:rPr>
           <w:rFonts w:ascii="Liberation Mono" w:hAnsi="Liberation Mono" w:cs="Liberation Mono"/>
           <w:color w:val="000000"/>
@@ -1333,7 +1272,7 @@
     </w:p>
     <w:p>
       <w:pPr>
-        <w:pStyle w:val="Testopreformattatouser"/>
+        <w:pStyle w:val="Testopreformattato"/>
         <w:rPr>
           <w:rFonts w:ascii="Liberation Mono" w:hAnsi="Liberation Mono" w:cs="Liberation Mono"/>
           <w:color w:val="000000"/>
@@ -1354,7 +1293,7 @@
     </w:p>
     <w:p>
       <w:pPr>
-        <w:pStyle w:val="Testopreformattatouser"/>
+        <w:pStyle w:val="Testopreformattato"/>
         <w:rPr/>
       </w:pPr>
       <w:r>
@@ -1371,7 +1310,7 @@
     </w:p>
     <w:p>
       <w:pPr>
-        <w:pStyle w:val="Testopreformattatouser"/>
+        <w:pStyle w:val="Testopreformattato"/>
         <w:rPr>
           <w:highlight w:val="none"/>
           <w:shd w:fill="auto" w:val="clear"/>
@@ -1402,7 +1341,7 @@
     </w:p>
     <w:p>
       <w:pPr>
-        <w:pStyle w:val="Testopreformattatouser"/>
+        <w:pStyle w:val="Testopreformattato"/>
         <w:rPr>
           <w:highlight w:val="none"/>
           <w:shd w:fill="auto" w:val="clear"/>
@@ -1433,7 +1372,7 @@
     </w:p>
     <w:p>
       <w:pPr>
-        <w:pStyle w:val="Testopreformattatouser"/>
+        <w:pStyle w:val="Testopreformattato"/>
         <w:rPr>
           <w:highlight w:val="none"/>
           <w:shd w:fill="auto" w:val="clear"/>
@@ -1464,7 +1403,7 @@
     </w:p>
     <w:p>
       <w:pPr>
-        <w:pStyle w:val="Testopreformattatouser"/>
+        <w:pStyle w:val="Testopreformattato"/>
         <w:rPr>
           <w:highlight w:val="none"/>
           <w:shd w:fill="auto" w:val="clear"/>
@@ -1495,7 +1434,7 @@
     </w:p>
     <w:p>
       <w:pPr>
-        <w:pStyle w:val="Testopreformattatouser"/>
+        <w:pStyle w:val="Testopreformattato"/>
         <w:rPr>
           <w:highlight w:val="none"/>
           <w:shd w:fill="auto" w:val="clear"/>
@@ -1526,7 +1465,7 @@
     </w:p>
     <w:p>
       <w:pPr>
-        <w:pStyle w:val="Testopreformattatouser"/>
+        <w:pStyle w:val="Testopreformattato"/>
         <w:rPr>
           <w:highlight w:val="none"/>
           <w:shd w:fill="auto" w:val="clear"/>
@@ -1557,7 +1496,7 @@
     </w:p>
     <w:p>
       <w:pPr>
-        <w:pStyle w:val="Testopreformattatouser"/>
+        <w:pStyle w:val="Testopreformattato"/>
         <w:rPr>
           <w:highlight w:val="none"/>
           <w:shd w:fill="auto" w:val="clear"/>
@@ -1588,7 +1527,7 @@
     </w:p>
     <w:p>
       <w:pPr>
-        <w:pStyle w:val="Testopreformattatouser"/>
+        <w:pStyle w:val="Testopreformattato"/>
         <w:rPr>
           <w:highlight w:val="none"/>
           <w:shd w:fill="auto" w:val="clear"/>
@@ -1614,34 +1553,12 @@
           <w:shd w:fill="auto" w:val="clear"/>
           <w:lang w:val="it-IT"/>
         </w:rPr>
-        <w:t xml:space="preserve">PIXEL ART: </w:t>
-      </w:r>
-      <w:r>
-        <w:rPr>
-          <w:rFonts w:cs="Liberation Mono"/>
-          <w:color w:val="000000"/>
-          <w:sz w:val="18"/>
-          <w:szCs w:val="18"/>
-          <w:shd w:fill="auto" w:val="clear"/>
-          <w:lang w:val="it-IT"/>
-        </w:rPr>
-        <w:t>Z</w:t>
-      </w:r>
-      <w:r>
-        <w:rPr>
-          <w:rFonts w:cs="Liberation Mono"/>
-          <w:color w:val="000000"/>
-          <w:sz w:val="18"/>
-          <w:szCs w:val="18"/>
-          <w:shd w:fill="auto" w:val="clear"/>
-          <w:lang w:val="it-IT"/>
-        </w:rPr>
-        <w:t>aply.</w:t>
+        <w:t>PIXEL ART: Zaply.</w:t>
       </w:r>
     </w:p>
     <w:p>
       <w:pPr>
-        <w:pStyle w:val="Testopreformattatouser"/>
+        <w:pStyle w:val="Testopreformattato"/>
         <w:rPr>
           <w:rFonts w:ascii="Liberation Mono" w:hAnsi="Liberation Mono" w:cs="Liberation Mono"/>
           <w:color w:val="000000"/>
@@ -1660,7 +1577,7 @@
     </w:p>
     <w:p>
       <w:pPr>
-        <w:pStyle w:val="Testopreformattatouser"/>
+        <w:pStyle w:val="Testopreformattato"/>
         <w:rPr>
           <w:rFonts w:ascii="Liberation Mono" w:hAnsi="Liberation Mono" w:cs="Liberation Mono"/>
           <w:color w:val="000000"/>
@@ -1681,7 +1598,7 @@
     </w:p>
     <w:p>
       <w:pPr>
-        <w:pStyle w:val="Testopreformattatouser"/>
+        <w:pStyle w:val="Testopreformattato"/>
         <w:rPr>
           <w:highlight w:val="none"/>
           <w:shd w:fill="FFFF00" w:val="clear"/>
@@ -1701,7 +1618,7 @@
     </w:p>
     <w:p>
       <w:pPr>
-        <w:pStyle w:val="Testopreformattatouser"/>
+        <w:pStyle w:val="Testopreformattato"/>
         <w:rPr>
           <w:rFonts w:ascii="Liberation Mono" w:hAnsi="Liberation Mono" w:cs="Liberation Mono"/>
           <w:color w:val="000000"/>
@@ -1727,22 +1644,12 @@
           <w:szCs w:val="18"/>
           <w:lang w:val="it-IT"/>
         </w:rPr>
-        <w:t xml:space="preserve">FORSE: </w:t>
-      </w:r>
-      <w:r>
-        <w:rPr>
-          <w:rFonts w:cs="Liberation Mono"/>
-          <w:color w:val="000000"/>
-          <w:sz w:val="18"/>
-          <w:szCs w:val="18"/>
-          <w:lang w:val="it-IT"/>
-        </w:rPr>
-        <w:t>forse (vago).</w:t>
+        <w:t>FORSE: forse (vago).</w:t>
       </w:r>
     </w:p>
     <w:p>
       <w:pPr>
-        <w:pStyle w:val="Testopreformattatouser"/>
+        <w:pStyle w:val="Testopreformattato"/>
         <w:rPr>
           <w:rFonts w:ascii="Liberation Mono" w:hAnsi="Liberation Mono" w:cs="Liberation Mono"/>
           <w:color w:val="000000"/>
@@ -1768,22 +1675,12 @@
           <w:szCs w:val="18"/>
           <w:lang w:val="it-IT"/>
         </w:rPr>
-        <w:t>SÌ:</w:t>
-      </w:r>
-      <w:r>
-        <w:rPr>
-          <w:rFonts w:cs="Liberation Mono"/>
-          <w:color w:val="000000"/>
-          <w:sz w:val="18"/>
-          <w:szCs w:val="18"/>
-          <w:lang w:val="it-IT"/>
-        </w:rPr>
-        <w:t xml:space="preserve"> Sì.</w:t>
+        <w:t>SÌ: Sì.</w:t>
       </w:r>
     </w:p>
     <w:p>
       <w:pPr>
-        <w:pStyle w:val="Testopreformattatouser"/>
+        <w:pStyle w:val="Testopreformattato"/>
         <w:rPr>
           <w:rFonts w:ascii="Liberation Mono" w:hAnsi="Liberation Mono" w:cs="Liberation Mono"/>
           <w:color w:val="000000"/>
@@ -1797,13 +1694,12 @@
           <w:color w:val="000000"/>
           <w:sz w:val="18"/>
           <w:szCs w:val="18"/>
-          <w:lang w:val="it-IT"/>
         </w:rPr>
       </w:r>
     </w:p>
     <w:p>
       <w:pPr>
-        <w:pStyle w:val="Testopreformattatouser"/>
+        <w:pStyle w:val="Testopreformattato"/>
         <w:rPr>
           <w:rFonts w:ascii="Liberation Mono" w:hAnsi="Liberation Mono" w:cs="Liberation Mono"/>
           <w:color w:val="000000"/>
@@ -1817,13 +1713,12 @@
           <w:color w:val="000000"/>
           <w:sz w:val="18"/>
           <w:szCs w:val="18"/>
-          <w:lang w:val="it-IT"/>
         </w:rPr>
       </w:r>
     </w:p>
     <w:p>
       <w:pPr>
-        <w:pStyle w:val="Testopreformattatouser"/>
+        <w:pStyle w:val="Testopreformattato"/>
         <w:spacing w:before="0" w:after="0"/>
         <w:rPr>
           <w:rFonts w:ascii="Liberation Mono" w:hAnsi="Liberation Mono" w:cs="Liberation Mono"/>
@@ -1846,7 +1741,7 @@
     </w:p>
     <w:p>
       <w:pPr>
-        <w:pStyle w:val="Testopreformattatouser"/>
+        <w:pStyle w:val="Testopreformattato"/>
         <w:rPr>
           <w:rFonts w:ascii="Liberation Mono" w:hAnsi="Liberation Mono" w:cs="Liberation Mono"/>
           <w:color w:val="000000"/>
@@ -1867,7 +1762,7 @@
     </w:p>
     <w:p>
       <w:pPr>
-        <w:pStyle w:val="Testopreformattatouser"/>
+        <w:pStyle w:val="Testopreformattato"/>
         <w:rPr>
           <w:rFonts w:ascii="Liberation Mono" w:hAnsi="Liberation Mono" w:cs="Liberation Mono"/>
           <w:color w:val="000000"/>
@@ -1888,7 +1783,7 @@
     </w:p>
     <w:p>
       <w:pPr>
-        <w:pStyle w:val="Testopreformattatouser"/>
+        <w:pStyle w:val="Testopreformattato"/>
         <w:rPr>
           <w:rFonts w:ascii="Liberation Mono" w:hAnsi="Liberation Mono" w:cs="Liberation Mono"/>
           <w:color w:val="000000"/>
@@ -1907,7 +1802,7 @@
     </w:p>
     <w:p>
       <w:pPr>
-        <w:pStyle w:val="Testopreformattatouser"/>
+        <w:pStyle w:val="Testopreformattato"/>
         <w:rPr>
           <w:rFonts w:ascii="Liberation Mono" w:hAnsi="Liberation Mono" w:cs="Liberation Mono"/>
           <w:color w:val="000000"/>
@@ -1928,7 +1823,7 @@
     </w:p>
     <w:p>
       <w:pPr>
-        <w:pStyle w:val="Testopreformattatouser"/>
+        <w:pStyle w:val="Testopreformattato"/>
         <w:rPr>
           <w:highlight w:val="none"/>
           <w:shd w:fill="FFFF00" w:val="clear"/>
@@ -1948,7 +1843,7 @@
     </w:p>
     <w:p>
       <w:pPr>
-        <w:pStyle w:val="Testopreformattatouser"/>
+        <w:pStyle w:val="Testopreformattato"/>
         <w:rPr>
           <w:highlight w:val="none"/>
           <w:shd w:fill="auto" w:val="clear"/>
@@ -1989,7 +1884,7 @@
     </w:p>
     <w:p>
       <w:pPr>
-        <w:pStyle w:val="Testopreformattatouser"/>
+        <w:pStyle w:val="Testopreformattato"/>
         <w:rPr>
           <w:highlight w:val="none"/>
           <w:shd w:fill="auto" w:val="clear"/>
@@ -2051,7 +1946,7 @@
     </w:p>
     <w:p>
       <w:pPr>
-        <w:pStyle w:val="Testopreformattatouser"/>
+        <w:pStyle w:val="Testopreformattato"/>
         <w:rPr>
           <w:highlight w:val="none"/>
           <w:shd w:fill="auto" w:val="clear"/>
@@ -2077,29 +1972,7 @@
           <w:shd w:fill="auto" w:val="clear"/>
           <w:lang w:val="it-IT"/>
         </w:rPr>
-        <w:t xml:space="preserve">GENERICO: informatica, pensiero computazionale, </w:t>
-      </w:r>
-      <w:r>
-        <w:rPr>
-          <w:rFonts w:cs="Liberation Mono"/>
-          <w:color w:val="000000"/>
-          <w:sz w:val="18"/>
-          <w:szCs w:val="18"/>
-          <w:shd w:fill="auto" w:val="clear"/>
-          <w:lang w:val="it-IT"/>
-        </w:rPr>
-        <w:t xml:space="preserve">2pensiero computazionale, </w:t>
-      </w:r>
-      <w:r>
-        <w:rPr>
-          <w:rFonts w:cs="Liberation Mono"/>
-          <w:color w:val="000000"/>
-          <w:sz w:val="18"/>
-          <w:szCs w:val="18"/>
-          <w:shd w:fill="auto" w:val="clear"/>
-          <w:lang w:val="it-IT"/>
-        </w:rPr>
-        <w:t>coding, abilità informatiche</w:t>
+        <w:t>GENERICO: informatica, pensiero computazionale, 2pensiero computazionale, coding, abilità informatiche</w:t>
       </w:r>
       <w:r>
         <w:rPr>
@@ -2134,7 +2007,7 @@
     </w:p>
     <w:p>
       <w:pPr>
-        <w:pStyle w:val="Testopreformattatouser"/>
+        <w:pStyle w:val="Testopreformattato"/>
         <w:rPr>
           <w:highlight w:val="none"/>
           <w:shd w:fill="auto" w:val="clear"/>
@@ -2175,7 +2048,7 @@
     </w:p>
     <w:p>
       <w:pPr>
-        <w:pStyle w:val="Testopreformattatouser"/>
+        <w:pStyle w:val="Testopreformattato"/>
         <w:rPr>
           <w:highlight w:val="none"/>
           <w:shd w:fill="auto" w:val="clear"/>
@@ -2215,7 +2088,7 @@
     </w:p>
     <w:p>
       <w:pPr>
-        <w:pStyle w:val="Testopreformattatouser"/>
+        <w:pStyle w:val="Testopreformattato"/>
         <w:rPr>
           <w:highlight w:val="none"/>
           <w:shd w:fill="auto" w:val="clear"/>
@@ -2265,7 +2138,7 @@
     </w:p>
     <w:p>
       <w:pPr>
-        <w:pStyle w:val="Testopreformattatouser"/>
+        <w:pStyle w:val="Testopreformattato"/>
         <w:rPr>
           <w:highlight w:val="none"/>
           <w:shd w:fill="auto" w:val="clear"/>
@@ -2320,7 +2193,7 @@
     </w:p>
     <w:p>
       <w:pPr>
-        <w:pStyle w:val="Testopreformattatouser"/>
+        <w:pStyle w:val="Testopreformattato"/>
         <w:rPr>
           <w:highlight w:val="none"/>
           <w:shd w:fill="auto" w:val="clear"/>
@@ -2389,7 +2262,7 @@
     </w:p>
     <w:p>
       <w:pPr>
-        <w:pStyle w:val="Testopreformattatouser"/>
+        <w:pStyle w:val="Testopreformattato"/>
         <w:rPr>
           <w:highlight w:val="none"/>
           <w:shd w:fill="auto" w:val="clear"/>
@@ -2416,7 +2289,7 @@
     </w:p>
     <w:p>
       <w:pPr>
-        <w:pStyle w:val="Testopreformattatouser"/>
+        <w:pStyle w:val="Testopreformattato"/>
         <w:rPr>
           <w:highlight w:val="none"/>
           <w:shd w:fill="auto" w:val="clear"/>
@@ -2478,7 +2351,7 @@
     </w:p>
     <w:p>
       <w:pPr>
-        <w:pStyle w:val="Testopreformattatouser"/>
+        <w:pStyle w:val="Testopreformattato"/>
         <w:rPr>
           <w:highlight w:val="none"/>
           <w:shd w:fill="auto" w:val="clear"/>
@@ -2504,45 +2377,12 @@
           <w:shd w:fill="auto" w:val="clear"/>
           <w:lang w:val="it-IT"/>
         </w:rPr>
-        <w:t>CONSAPEVOLEZZA DIGITALE: consapevolezza digitale, scelta degli strumenti, responsabilizzare, uso consapevole/ critico della tecnologia in rete</w:t>
-      </w:r>
-      <w:r>
-        <w:rPr>
-          <w:rFonts w:cs="Liberation Mono"/>
-          <w:color w:val="000000"/>
-          <w:sz w:val="18"/>
-          <w:szCs w:val="18"/>
-          <w:shd w:fill="auto" w:val="clear"/>
-          <w:lang w:val="it-IT"/>
-        </w:rPr>
-        <w:t xml:space="preserve">, </w:t>
-      </w:r>
-      <w:r>
-        <w:rPr>
-          <w:rFonts w:cs="Liberation Mono"/>
-          <w:color w:val="000000"/>
-          <w:sz w:val="18"/>
-          <w:szCs w:val="18"/>
-          <w:shd w:fill="auto" w:val="clear"/>
-          <w:lang w:val="it-IT"/>
-        </w:rPr>
-        <w:t xml:space="preserve">selezione strumenti, </w:t>
-      </w:r>
-      <w:r>
-        <w:rPr>
-          <w:rFonts w:cs="Liberation Mono"/>
-          <w:color w:val="000000"/>
-          <w:sz w:val="18"/>
-          <w:szCs w:val="18"/>
-          <w:shd w:fill="auto" w:val="clear"/>
-          <w:lang w:val="it-IT"/>
-        </w:rPr>
-        <w:t>uso sicuro della tecnologia.</w:t>
+        <w:t>CONSAPEVOLEZZA DIGITALE: consapevolezza digitale, scelta degli strumenti, responsabilizzare, uso consapevole/ critico della tecnologia in rete, selezione strumenti, uso sicuro della tecnologia.</w:t>
       </w:r>
     </w:p>
     <w:p>
       <w:pPr>
-        <w:pStyle w:val="Testopreformattatouser"/>
+        <w:pStyle w:val="Testopreformattato"/>
         <w:rPr>
           <w:rFonts w:ascii="Liberation Mono" w:hAnsi="Liberation Mono" w:cs="Liberation Mono"/>
           <w:color w:val="000000"/>
@@ -2566,7 +2406,7 @@
     </w:p>
     <w:p>
       <w:pPr>
-        <w:pStyle w:val="Testopreformattatouser"/>
+        <w:pStyle w:val="Testopreformattato"/>
         <w:rPr>
           <w:rFonts w:ascii="Liberation Mono" w:hAnsi="Liberation Mono" w:cs="Liberation Mono"/>
           <w:color w:val="000000"/>
@@ -2587,7 +2427,7 @@
     </w:p>
     <w:p>
       <w:pPr>
-        <w:pStyle w:val="Testopreformattatouser"/>
+        <w:pStyle w:val="Testopreformattato"/>
         <w:rPr>
           <w:rFonts w:ascii="Liberation Mono" w:hAnsi="Liberation Mono" w:cs="Liberation Mono"/>
           <w:color w:val="000000"/>
@@ -2620,7 +2460,7 @@
     </w:p>
     <w:p>
       <w:pPr>
-        <w:pStyle w:val="Testopreformattatouser"/>
+        <w:pStyle w:val="Testopreformattato"/>
         <w:rPr>
           <w:rFonts w:cs="Liberation Mono"/>
           <w:color w:val="000000"/>
@@ -2651,56 +2491,12 @@
           <w:shd w:fill="auto" w:val="clear"/>
           <w:lang w:val="it-IT"/>
         </w:rPr>
-        <w:t xml:space="preserve">PROBLEM SOLVING: problem solving, </w:t>
-      </w:r>
-      <w:r>
-        <w:rPr>
-          <w:rFonts w:cs="Liberation Mono"/>
-          <w:color w:val="000000"/>
-          <w:sz w:val="18"/>
-          <w:szCs w:val="18"/>
-          <w:shd w:fill="auto" w:val="clear"/>
-          <w:lang w:val="it-IT"/>
-        </w:rPr>
-        <w:t xml:space="preserve">2risoluzione di problemi, </w:t>
-      </w:r>
-      <w:r>
-        <w:rPr>
-          <w:rFonts w:cs="Liberation Mono"/>
-          <w:color w:val="000000"/>
-          <w:sz w:val="18"/>
-          <w:szCs w:val="18"/>
-          <w:shd w:fill="auto" w:val="clear"/>
-          <w:lang w:val="it-IT"/>
-        </w:rPr>
-        <w:t>comprensione/analisi del problema, considerare diverse strategie risolutive, valutazione della soluzione, differenti strategie di risoluzione, approccio per tentativi ed errori, formulazione di ipotesi, risoluzione di problemi, formulazione di domand</w:t>
-      </w:r>
-      <w:r>
-        <w:rPr>
-          <w:rFonts w:cs="Liberation Mono"/>
-          <w:color w:val="000000"/>
-          <w:sz w:val="18"/>
-          <w:szCs w:val="18"/>
-          <w:shd w:fill="auto" w:val="clear"/>
-          <w:lang w:val="it-IT"/>
-        </w:rPr>
-        <w:t>e</w:t>
-      </w:r>
-      <w:r>
-        <w:rPr>
-          <w:rFonts w:cs="Liberation Mono"/>
-          <w:color w:val="000000"/>
-          <w:sz w:val="18"/>
-          <w:szCs w:val="18"/>
-          <w:shd w:fill="auto" w:val="clear"/>
-          <w:lang w:val="it-IT"/>
-        </w:rPr>
-        <w:t>.</w:t>
+        <w:t>PROBLEM SOLVING: problem solving, 2risoluzione di problemi, comprensione/analisi del problema, considerare diverse strategie risolutive, valutazione della soluzione, differenti strategie di risoluzione, approccio per tentativi ed errori, formulazione di ipotesi, risoluzione di problemi, formulazione di domande.</w:t>
       </w:r>
     </w:p>
     <w:p>
       <w:pPr>
-        <w:pStyle w:val="Testopreformattatouser"/>
+        <w:pStyle w:val="Testopreformattato"/>
         <w:rPr>
           <w:highlight w:val="none"/>
           <w:shd w:fill="auto" w:val="clear"/>
@@ -2726,23 +2522,12 @@
           <w:shd w:fill="auto" w:val="clear"/>
           <w:lang w:val="it-IT"/>
         </w:rPr>
-        <w:t xml:space="preserve">LOGICA: logica/ pensiero logico/ competenze logiche, </w:t>
-      </w:r>
-      <w:r>
-        <w:rPr>
-          <w:rFonts w:cs="Liberation Mono"/>
-          <w:color w:val="000000"/>
-          <w:sz w:val="18"/>
-          <w:szCs w:val="18"/>
-          <w:shd w:fill="auto" w:val="clear"/>
-          <w:lang w:val="it-IT"/>
-        </w:rPr>
-        <w:t>pensiero logico.</w:t>
+        <w:t>LOGICA: logica/ pensiero logico/ competenze logiche, pensiero logico.</w:t>
       </w:r>
     </w:p>
     <w:p>
       <w:pPr>
-        <w:pStyle w:val="Testopreformattatouser"/>
+        <w:pStyle w:val="Testopreformattato"/>
         <w:rPr>
           <w:highlight w:val="none"/>
           <w:shd w:fill="auto" w:val="clear"/>
@@ -2795,7 +2580,7 @@
     </w:p>
     <w:p>
       <w:pPr>
-        <w:pStyle w:val="Testopreformattatouser"/>
+        <w:pStyle w:val="Testopreformattato"/>
         <w:rPr>
           <w:rFonts w:ascii="Liberation Mono" w:hAnsi="Liberation Mono" w:cs="Liberation Mono"/>
           <w:color w:val="000000"/>
@@ -2817,7 +2602,7 @@
     </w:p>
     <w:p>
       <w:pPr>
-        <w:pStyle w:val="Testopreformattatouser"/>
+        <w:pStyle w:val="Testopreformattato"/>
         <w:rPr>
           <w:rFonts w:ascii="Liberation Mono" w:hAnsi="Liberation Mono" w:cs="Liberation Mono"/>
           <w:color w:val="000000"/>
@@ -2838,7 +2623,7 @@
     </w:p>
     <w:p>
       <w:pPr>
-        <w:pStyle w:val="Testopreformattatouser"/>
+        <w:pStyle w:val="Testopreformattato"/>
         <w:rPr>
           <w:highlight w:val="none"/>
           <w:shd w:fill="FFFF00" w:val="clear"/>
@@ -2853,34 +2638,12 @@
           <w:shd w:fill="FFFF00" w:val="clear"/>
           <w:lang w:val="it-IT"/>
         </w:rPr>
-        <w:t xml:space="preserve">risposta generica </w:t>
-      </w:r>
-      <w:r>
-        <w:rPr>
-          <w:rFonts w:cs="Liberation Mono"/>
-          <w:color w:val="000000"/>
-          <w:sz w:val="18"/>
-          <w:szCs w:val="18"/>
-          <w:shd w:fill="FFFF00" w:val="clear"/>
-          <w:lang w:val="it-IT"/>
-        </w:rPr>
-        <w:t>D</w:t>
-      </w:r>
-      <w:r>
-        <w:rPr>
-          <w:rFonts w:cs="Liberation Mono"/>
-          <w:color w:val="000000"/>
-          <w:sz w:val="18"/>
-          <w:szCs w:val="18"/>
-          <w:shd w:fill="FFFF00" w:val="clear"/>
-          <w:lang w:val="it-IT"/>
-        </w:rPr>
-        <w:t>2</w:t>
+        <w:t>risposta generica D2</w:t>
       </w:r>
     </w:p>
     <w:p>
       <w:pPr>
-        <w:pStyle w:val="Testopreformattatouser"/>
+        <w:pStyle w:val="Testopreformattato"/>
         <w:rPr>
           <w:rFonts w:ascii="Liberation Mono" w:hAnsi="Liberation Mono" w:cs="Liberation Mono"/>
           <w:color w:val="000000"/>
@@ -2906,42 +2669,12 @@
           <w:szCs w:val="18"/>
           <w:lang w:val="it-IT"/>
         </w:rPr>
-        <w:t>GENERICO-</w:t>
-      </w:r>
-      <w:r>
-        <w:rPr>
-          <w:rFonts w:cs="Liberation Mono"/>
-          <w:color w:val="000000"/>
-          <w:sz w:val="18"/>
-          <w:szCs w:val="18"/>
-          <w:lang w:val="it-IT"/>
-        </w:rPr>
-        <w:t>D2</w:t>
-      </w:r>
-      <w:r>
-        <w:rPr>
-          <w:rFonts w:cs="Liberation Mono"/>
-          <w:color w:val="000000"/>
-          <w:sz w:val="18"/>
-          <w:szCs w:val="18"/>
-          <w:lang w:val="it-IT"/>
-        </w:rPr>
-        <w:t xml:space="preserve">: </w:t>
-      </w:r>
-      <w:r>
-        <w:rPr>
-          <w:rFonts w:cs="Liberation Mono"/>
-          <w:color w:val="000000"/>
-          <w:sz w:val="18"/>
-          <w:szCs w:val="18"/>
-          <w:lang w:val="it-IT"/>
-        </w:rPr>
-        <w:t>generico.</w:t>
+        <w:t>GENERICO-D2: generico.</w:t>
       </w:r>
     </w:p>
     <w:p>
       <w:pPr>
-        <w:pStyle w:val="Testopreformattatouser"/>
+        <w:pStyle w:val="Testopreformattato"/>
         <w:rPr>
           <w:rFonts w:ascii="Liberation Mono" w:hAnsi="Liberation Mono" w:cs="Liberation Mono"/>
           <w:color w:val="000000"/>
@@ -2967,42 +2700,12 @@
           <w:szCs w:val="18"/>
           <w:lang w:val="it-IT"/>
         </w:rPr>
-        <w:t>VUOTO-</w:t>
-      </w:r>
-      <w:r>
-        <w:rPr>
-          <w:rFonts w:cs="Liberation Mono"/>
-          <w:color w:val="000000"/>
-          <w:sz w:val="18"/>
-          <w:szCs w:val="18"/>
-          <w:lang w:val="it-IT"/>
-        </w:rPr>
-        <w:t>D2</w:t>
-      </w:r>
-      <w:r>
-        <w:rPr>
-          <w:rFonts w:cs="Liberation Mono"/>
-          <w:color w:val="000000"/>
-          <w:sz w:val="18"/>
-          <w:szCs w:val="18"/>
-          <w:lang w:val="it-IT"/>
-        </w:rPr>
-        <w:t xml:space="preserve">: </w:t>
-      </w:r>
-      <w:r>
-        <w:rPr>
-          <w:rFonts w:cs="Liberation Mono"/>
-          <w:color w:val="000000"/>
-          <w:sz w:val="18"/>
-          <w:szCs w:val="18"/>
-          <w:lang w:val="it-IT"/>
-        </w:rPr>
-        <w:t>vuoto.</w:t>
+        <w:t>VUOTO-D2: vuoto.</w:t>
       </w:r>
     </w:p>
     <w:p>
       <w:pPr>
-        <w:pStyle w:val="Testopreformattatouser"/>
+        <w:pStyle w:val="Testopreformattato"/>
         <w:rPr>
           <w:rFonts w:ascii="Liberation Mono" w:hAnsi="Liberation Mono" w:cs="Liberation Mono"/>
           <w:color w:val="000000"/>
@@ -3021,7 +2724,7 @@
     </w:p>
     <w:p>
       <w:pPr>
-        <w:pStyle w:val="Testopreformattatouser"/>
+        <w:pStyle w:val="Testopreformattato"/>
         <w:rPr>
           <w:rFonts w:ascii="Liberation Mono" w:hAnsi="Liberation Mono" w:cs="Liberation Mono"/>
           <w:color w:val="000000"/>
@@ -3042,7 +2745,7 @@
     </w:p>
     <w:p>
       <w:pPr>
-        <w:pStyle w:val="Testopreformattatouser"/>
+        <w:pStyle w:val="Testopreformattato"/>
         <w:rPr>
           <w:highlight w:val="none"/>
           <w:shd w:fill="FFFF00" w:val="clear"/>
@@ -3062,7 +2765,7 @@
     </w:p>
     <w:p>
       <w:pPr>
-        <w:pStyle w:val="Testopreformattatouser"/>
+        <w:pStyle w:val="Testopreformattato"/>
         <w:rPr>
           <w:rFonts w:ascii="Liberation Mono" w:hAnsi="Liberation Mono" w:cs="Liberation Mono"/>
           <w:color w:val="000000"/>
@@ -3088,22 +2791,12 @@
           <w:szCs w:val="18"/>
           <w:lang w:val="it-IT"/>
         </w:rPr>
-        <w:t xml:space="preserve">CONTENUTO: </w:t>
-      </w:r>
-      <w:r>
-        <w:rPr>
-          <w:rFonts w:cs="Liberation Mono"/>
-          <w:color w:val="000000"/>
-          <w:sz w:val="18"/>
-          <w:szCs w:val="18"/>
-          <w:lang w:val="it-IT"/>
-        </w:rPr>
-        <w:t>contenuto.</w:t>
+        <w:t>CONTENUTO: contenuto.</w:t>
       </w:r>
     </w:p>
     <w:p>
       <w:pPr>
-        <w:pStyle w:val="Testopreformattatouser"/>
+        <w:pStyle w:val="Testopreformattato"/>
         <w:rPr>
           <w:rFonts w:ascii="Liberation Mono" w:hAnsi="Liberation Mono" w:cs="Liberation Mono"/>
           <w:color w:val="000000"/>
@@ -3129,22 +2822,12 @@
           <w:szCs w:val="18"/>
           <w:lang w:val="it-IT"/>
         </w:rPr>
-        <w:t xml:space="preserve">INSEGNANTE: </w:t>
-      </w:r>
-      <w:r>
-        <w:rPr>
-          <w:rFonts w:cs="Liberation Mono"/>
-          <w:color w:val="000000"/>
-          <w:sz w:val="18"/>
-          <w:szCs w:val="18"/>
-          <w:lang w:val="it-IT"/>
-        </w:rPr>
-        <w:t>insegnante.</w:t>
+        <w:t>INSEGNANTE: insegnante.</w:t>
       </w:r>
     </w:p>
     <w:p>
       <w:pPr>
-        <w:pStyle w:val="Testopreformattatouser"/>
+        <w:pStyle w:val="Testopreformattato"/>
         <w:rPr>
           <w:rFonts w:ascii="Liberation Mono" w:hAnsi="Liberation Mono" w:cs="Liberation Mono"/>
           <w:color w:val="000000"/>
@@ -3175,7 +2858,7 @@
     </w:p>
     <w:p>
       <w:pPr>
-        <w:pStyle w:val="Testopreformattatouser"/>
+        <w:pStyle w:val="Testopreformattato"/>
         <w:rPr>
           <w:rFonts w:ascii="Liberation Mono" w:hAnsi="Liberation Mono" w:cs="Liberation Mono"/>
           <w:color w:val="000000"/>
@@ -3194,7 +2877,7 @@
     </w:p>
     <w:p>
       <w:pPr>
-        <w:pStyle w:val="Testopreformattatouser"/>
+        <w:pStyle w:val="Testopreformattato"/>
         <w:rPr>
           <w:rFonts w:ascii="Liberation Mono" w:hAnsi="Liberation Mono" w:cs="Liberation Mono"/>
           <w:color w:val="000000"/>
@@ -3215,7 +2898,7 @@
     </w:p>
     <w:p>
       <w:pPr>
-        <w:pStyle w:val="Testopreformattatouser"/>
+        <w:pStyle w:val="Testopreformattato"/>
         <w:rPr>
           <w:highlight w:val="none"/>
           <w:shd w:fill="FFFF00" w:val="clear"/>
@@ -3235,7 +2918,7 @@
     </w:p>
     <w:p>
       <w:pPr>
-        <w:pStyle w:val="Testopreformattatouser"/>
+        <w:pStyle w:val="Testopreformattato"/>
         <w:ind w:hanging="0"/>
         <w:rPr>
           <w:highlight w:val="none"/>
@@ -3262,111 +2945,12 @@
           <w:shd w:fill="auto" w:val="clear"/>
           <w:lang w:val="it-IT"/>
         </w:rPr>
-        <w:t xml:space="preserve">USO DI STRUMENTI DIGITALI: alfabetizzazione digitale, uso dei mezzi di comunicazione, uso della tecnologia, </w:t>
-      </w:r>
-      <w:r>
-        <w:rPr>
-          <w:rFonts w:cs="Liberation Mono"/>
-          <w:color w:val="000000"/>
-          <w:sz w:val="18"/>
-          <w:szCs w:val="18"/>
-          <w:shd w:fill="auto" w:val="clear"/>
-          <w:lang w:val="it-IT"/>
-        </w:rPr>
-        <w:t xml:space="preserve">uso della tecnologia2-dedot, 2uso della tecnologia2, </w:t>
-      </w:r>
-      <w:r>
-        <w:rPr>
-          <w:rFonts w:cs="Liberation Mono"/>
-          <w:color w:val="000000"/>
-          <w:sz w:val="18"/>
-          <w:szCs w:val="18"/>
-          <w:shd w:fill="auto" w:val="clear"/>
-          <w:lang w:val="it-IT"/>
-        </w:rPr>
-        <w:t>piattaforma di debate, uso di giochi didattici, ricerca di informazioni su Internet, uso di Internet, videoscrittura</w:t>
-      </w:r>
-      <w:r>
-        <w:rPr>
-          <w:rFonts w:cs="Liberation Mono"/>
-          <w:color w:val="000000"/>
-          <w:sz w:val="18"/>
-          <w:szCs w:val="18"/>
-          <w:shd w:fill="auto" w:val="clear"/>
-          <w:lang w:val="it-IT"/>
-        </w:rPr>
-        <w:t xml:space="preserve">, </w:t>
-      </w:r>
-      <w:r>
-        <w:rPr>
-          <w:rFonts w:cs="Liberation Mono"/>
-          <w:color w:val="000000"/>
-          <w:sz w:val="18"/>
-          <w:szCs w:val="18"/>
-          <w:shd w:fill="auto" w:val="clear"/>
-          <w:lang w:val="it-IT"/>
-        </w:rPr>
-        <w:t>2videoscrittura,</w:t>
-      </w:r>
-      <w:r>
-        <w:rPr>
-          <w:rFonts w:cs="Liberation Mono"/>
-          <w:color w:val="000000"/>
-          <w:sz w:val="18"/>
-          <w:szCs w:val="18"/>
-          <w:shd w:fill="auto" w:val="clear"/>
-          <w:lang w:val="it-IT"/>
-        </w:rPr>
-        <w:t xml:space="preserve"> </w:t>
-      </w:r>
-      <w:r>
-        <w:rPr>
-          <w:rFonts w:cs="Liberation Mono"/>
-          <w:color w:val="000000"/>
-          <w:sz w:val="18"/>
-          <w:szCs w:val="18"/>
-          <w:shd w:fill="auto" w:val="clear"/>
-          <w:lang w:val="it-IT"/>
-        </w:rPr>
-        <w:t xml:space="preserve">3videotutorial, </w:t>
-      </w:r>
-      <w:r>
-        <w:rPr>
-          <w:rFonts w:cs="Liberation Mono"/>
-          <w:color w:val="000000"/>
-          <w:sz w:val="18"/>
-          <w:szCs w:val="18"/>
-          <w:shd w:fill="auto" w:val="clear"/>
-          <w:lang w:val="it-IT"/>
-        </w:rPr>
-        <w:t>competenze digitali, uso di siti web,</w:t>
-      </w:r>
-      <w:r>
-        <w:rPr>
-          <w:rFonts w:cs="Liberation Mono"/>
-          <w:color w:val="000000"/>
-          <w:sz w:val="18"/>
-          <w:szCs w:val="18"/>
-          <w:shd w:fill="auto" w:val="clear"/>
-          <w:lang w:val="it-IT"/>
-        </w:rPr>
-        <w:t xml:space="preserve"> 2uso di app didattiche, 3sviluppo contenuti</w:t>
-      </w:r>
-      <w:r>
-        <w:rPr>
-          <w:rFonts w:cs="Liberation Mono"/>
-          <w:color w:val="000000"/>
-          <w:sz w:val="18"/>
-          <w:szCs w:val="18"/>
-          <w:shd w:fill="auto" w:val="clear"/>
-          <w:lang w:val="it-IT"/>
-        </w:rPr>
-        <w:t>.</w:t>
+        <w:t>USO DI STRUMENTI DIGITALI: alfabetizzazione digitale, uso dei mezzi di comunicazione, uso della tecnologia, uso della tecnologia2-dedot, 2uso della tecnologia2, piattaforma di debate, uso di giochi didattici, ricerca di informazioni su Internet, uso di Internet, videoscrittura, 2videoscrittura, 3videotutorial, competenze digitali, uso di siti web, 2uso di app didattiche, 3sviluppo contenuti.</w:t>
       </w:r>
     </w:p>
     <w:p>
       <w:pPr>
-        <w:pStyle w:val="Testopreformattatouser"/>
+        <w:pStyle w:val="Testopreformattato"/>
         <w:ind w:hanging="0"/>
         <w:rPr>
           <w:rFonts w:ascii="Liberation Mono" w:hAnsi="Liberation Mono" w:cs="Liberation Mono"/>
@@ -3389,7 +2973,7 @@
     </w:p>
     <w:p>
       <w:pPr>
-        <w:pStyle w:val="Testopreformattatouser"/>
+        <w:pStyle w:val="Testopreformattato"/>
         <w:rPr>
           <w:rFonts w:ascii="Liberation Mono" w:hAnsi="Liberation Mono" w:cs="Liberation Mono"/>
           <w:color w:val="000000"/>
@@ -3408,7 +2992,7 @@
     </w:p>
     <w:p>
       <w:pPr>
-        <w:pStyle w:val="Testopreformattatouser"/>
+        <w:pStyle w:val="Testopreformattato"/>
         <w:spacing w:before="0" w:after="0"/>
         <w:rPr>
           <w:rFonts w:ascii="Liberation Mono" w:hAnsi="Liberation Mono" w:cs="Liberation Mono"/>
@@ -3431,7 +3015,7 @@
     </w:p>
     <w:p>
       <w:pPr>
-        <w:pStyle w:val="Testopreformattatouser"/>
+        <w:pStyle w:val="Testopreformattato"/>
         <w:rPr>
           <w:rFonts w:ascii="Liberation Mono" w:hAnsi="Liberation Mono" w:cs="Liberation Mono"/>
           <w:color w:val="000000"/>
@@ -3452,7 +3036,7 @@
     </w:p>
     <w:p>
       <w:pPr>
-        <w:pStyle w:val="Testopreformattatouser"/>
+        <w:pStyle w:val="Testopreformattato"/>
         <w:rPr>
           <w:rFonts w:ascii="Liberation Mono" w:hAnsi="Liberation Mono" w:cs="Liberation Mono"/>
           <w:color w:val="000000"/>
@@ -3473,7 +3057,7 @@
     </w:p>
     <w:p>
       <w:pPr>
-        <w:pStyle w:val="Testopreformattatouser"/>
+        <w:pStyle w:val="Testopreformattato"/>
         <w:rPr>
           <w:rFonts w:ascii="Liberation Mono" w:hAnsi="Liberation Mono" w:cs="Liberation Mono"/>
           <w:color w:val="000000"/>
@@ -3492,7 +3076,7 @@
     </w:p>
     <w:p>
       <w:pPr>
-        <w:pStyle w:val="Testopreformattatouser"/>
+        <w:pStyle w:val="Testopreformattato"/>
         <w:rPr>
           <w:rFonts w:ascii="Liberation Mono" w:hAnsi="Liberation Mono" w:cs="Liberation Mono"/>
           <w:color w:val="000000"/>
@@ -3513,7 +3097,7 @@
     </w:p>
     <w:p>
       <w:pPr>
-        <w:pStyle w:val="Testopreformattatouser"/>
+        <w:pStyle w:val="Testopreformattato"/>
         <w:rPr>
           <w:highlight w:val="none"/>
           <w:shd w:fill="FFFF00" w:val="clear"/>
@@ -3533,7 +3117,7 @@
     </w:p>
     <w:p>
       <w:pPr>
-        <w:pStyle w:val="Testopreformattatouser"/>
+        <w:pStyle w:val="Testopreformattato"/>
         <w:rPr>
           <w:highlight w:val="none"/>
           <w:shd w:fill="auto" w:val="clear"/>
@@ -3559,56 +3143,12 @@
           <w:shd w:fill="auto" w:val="clear"/>
           <w:lang w:val="it-IT"/>
         </w:rPr>
-        <w:t xml:space="preserve">PROCESSI COGNITIVI: pensiero critico, </w:t>
-      </w:r>
-      <w:r>
-        <w:rPr>
-          <w:rFonts w:cs="Liberation Mono"/>
-          <w:color w:val="000000"/>
-          <w:sz w:val="18"/>
-          <w:szCs w:val="18"/>
-          <w:shd w:fill="auto" w:val="clear"/>
-          <w:lang w:val="it-IT"/>
-        </w:rPr>
-        <w:t xml:space="preserve">3pensiero critico, </w:t>
-      </w:r>
-      <w:r>
-        <w:rPr>
-          <w:rFonts w:cs="Liberation Mono"/>
-          <w:color w:val="000000"/>
-          <w:sz w:val="18"/>
-          <w:szCs w:val="18"/>
-          <w:shd w:fill="auto" w:val="clear"/>
-          <w:lang w:val="it-IT"/>
-        </w:rPr>
-        <w:t xml:space="preserve">astrazione, analizzare processi, pensiero logico, riflettere sull’esperienza, comprensione di istruzioni, valutazione attendibilità di informazioni, capacità di previsione, osservazione/ memoria/ analisi, </w:t>
-      </w:r>
-      <w:r>
-        <w:rPr>
-          <w:rFonts w:cs="Liberation Mono"/>
-          <w:color w:val="000000"/>
-          <w:sz w:val="18"/>
-          <w:szCs w:val="18"/>
-          <w:shd w:fill="auto" w:val="clear"/>
-          <w:lang w:val="it-IT"/>
-        </w:rPr>
-        <w:t>3pianificazione</w:t>
-      </w:r>
-      <w:r>
-        <w:rPr>
-          <w:rFonts w:cs="Liberation Mono"/>
-          <w:color w:val="000000"/>
-          <w:sz w:val="18"/>
-          <w:szCs w:val="18"/>
-          <w:shd w:fill="auto" w:val="clear"/>
-          <w:lang w:val="it-IT"/>
-        </w:rPr>
-        <w:t>.</w:t>
+        <w:t>PROCESSI COGNITIVI: pensiero critico, 3pensiero critico, astrazione, analizzare processi, pensiero logico, riflettere sull’esperienza, comprensione di istruzioni, valutazione attendibilità di informazioni, capacità di previsione, osservazione/ memoria/ analisi, 3pianificazione.</w:t>
       </w:r>
     </w:p>
     <w:p>
       <w:pPr>
-        <w:pStyle w:val="Testopreformattatouser"/>
+        <w:pStyle w:val="Testopreformattato"/>
         <w:rPr>
           <w:highlight w:val="none"/>
           <w:shd w:fill="auto" w:val="clear"/>
@@ -3639,7 +3179,7 @@
     </w:p>
     <w:p>
       <w:pPr>
-        <w:pStyle w:val="Testopreformattatouser"/>
+        <w:pStyle w:val="Testopreformattato"/>
         <w:rPr>
           <w:highlight w:val="none"/>
           <w:shd w:fill="auto" w:val="clear"/>
@@ -3670,7 +3210,7 @@
     </w:p>
     <w:p>
       <w:pPr>
-        <w:pStyle w:val="Testopreformattatouser"/>
+        <w:pStyle w:val="Testopreformattato"/>
         <w:rPr>
           <w:highlight w:val="none"/>
           <w:shd w:fill="auto" w:val="clear"/>
@@ -3701,7 +3241,7 @@
     </w:p>
     <w:p>
       <w:pPr>
-        <w:pStyle w:val="Testopreformattatouser"/>
+        <w:pStyle w:val="Testopreformattato"/>
         <w:rPr>
           <w:highlight w:val="none"/>
           <w:shd w:fill="auto" w:val="clear"/>
@@ -3727,23 +3267,12 @@
           <w:shd w:fill="auto" w:val="clear"/>
           <w:lang w:val="it-IT"/>
         </w:rPr>
-        <w:t xml:space="preserve">RELAZIONALE-SOCIALE: capacità di ascolto, empatia, punto di vista dell’altro, capacità relazionali, </w:t>
-      </w:r>
-      <w:r>
-        <w:rPr>
-          <w:rFonts w:cs="Liberation Mono"/>
-          <w:color w:val="000000"/>
-          <w:sz w:val="18"/>
-          <w:szCs w:val="18"/>
-          <w:shd w:fill="auto" w:val="clear"/>
-          <w:lang w:val="it-IT"/>
-        </w:rPr>
-        <w:t>inclusione</w:t>
+        <w:t>RELAZIONALE-SOCIALE: capacità di ascolto, empatia, punto di vista dell’altro, capacità relazionali, inclusione</w:t>
       </w:r>
     </w:p>
     <w:p>
       <w:pPr>
-        <w:pStyle w:val="Testopreformattatouser"/>
+        <w:pStyle w:val="Testopreformattato"/>
         <w:rPr>
           <w:rFonts w:cs="Liberation Mono"/>
           <w:color w:val="000000"/>
@@ -3758,13 +3287,13 @@
           <w:color w:val="000000"/>
           <w:sz w:val="18"/>
           <w:szCs w:val="18"/>
-          <w:shd w:fill="auto" w:val="clear"/>
+          <w:lang w:val="it-IT"/>
         </w:rPr>
       </w:r>
     </w:p>
     <w:p>
       <w:pPr>
-        <w:pStyle w:val="Testopreformattatouser"/>
+        <w:pStyle w:val="Testopreformattato"/>
         <w:rPr>
           <w:rFonts w:ascii="Liberation Mono" w:hAnsi="Liberation Mono" w:cs="Liberation Mono"/>
           <w:color w:val="000000"/>
@@ -3785,7 +3314,7 @@
     </w:p>
     <w:p>
       <w:pPr>
-        <w:pStyle w:val="Testopreformattatouser"/>
+        <w:pStyle w:val="Testopreformattato"/>
         <w:rPr>
           <w:highlight w:val="none"/>
           <w:shd w:fill="FFFF00" w:val="clear"/>
@@ -3805,7 +3334,7 @@
     </w:p>
     <w:p>
       <w:pPr>
-        <w:pStyle w:val="Testopreformattatouser"/>
+        <w:pStyle w:val="Testopreformattato"/>
         <w:rPr>
           <w:highlight w:val="none"/>
           <w:shd w:fill="auto" w:val="clear"/>
@@ -3836,7 +3365,7 @@
     </w:p>
     <w:p>
       <w:pPr>
-        <w:pStyle w:val="Testopreformattatouser"/>
+        <w:pStyle w:val="Testopreformattato"/>
         <w:rPr>
           <w:highlight w:val="none"/>
           <w:shd w:fill="auto" w:val="clear"/>
@@ -3862,56 +3391,12 @@
           <w:shd w:fill="auto" w:val="clear"/>
           <w:lang w:val="it-IT"/>
         </w:rPr>
-        <w:t xml:space="preserve">COMUNICAZIONE: comunicare con tecnologia, competenze narrative, </w:t>
-      </w:r>
-      <w:r>
-        <w:rPr>
-          <w:rFonts w:cs="Liberation Mono"/>
-          <w:color w:val="000000"/>
-          <w:sz w:val="18"/>
-          <w:szCs w:val="18"/>
-          <w:shd w:fill="auto" w:val="clear"/>
-          <w:lang w:val="it-IT"/>
-        </w:rPr>
-        <w:t xml:space="preserve">3capacità di narrazione, </w:t>
-      </w:r>
-      <w:r>
-        <w:rPr>
-          <w:rFonts w:cs="Liberation Mono"/>
-          <w:color w:val="000000"/>
-          <w:sz w:val="18"/>
-          <w:szCs w:val="18"/>
-          <w:shd w:fill="auto" w:val="clear"/>
-          <w:lang w:val="it-IT"/>
-        </w:rPr>
-        <w:t>comunicazione con linguaggio specifico, descrizione di strategie,</w:t>
-      </w:r>
-      <w:r>
-        <w:rPr>
-          <w:rFonts w:cs="Liberation Mono"/>
-          <w:color w:val="000000"/>
-          <w:sz w:val="18"/>
-          <w:szCs w:val="18"/>
-          <w:shd w:fill="auto" w:val="clear"/>
-          <w:lang w:val="it-IT"/>
-        </w:rPr>
-        <w:t xml:space="preserve"> utilizzare codici e linguaggi diversi, </w:t>
-      </w:r>
-      <w:r>
-        <w:rPr>
-          <w:rFonts w:cs="Liberation Mono"/>
-          <w:color w:val="000000"/>
-          <w:sz w:val="18"/>
-          <w:szCs w:val="18"/>
-          <w:shd w:fill="auto" w:val="clear"/>
-          <w:lang w:val="it-IT"/>
-        </w:rPr>
-        <w:t>3presentazione.</w:t>
+        <w:t>COMUNICAZIONE: comunicare con tecnologia, competenze narrative, 3capacità di narrazione, comunicazione con linguaggio specifico, descrizione di strategie, utilizzare codici e linguaggi diversi, 3presentazione.</w:t>
       </w:r>
     </w:p>
     <w:p>
       <w:pPr>
-        <w:pStyle w:val="Testopreformattatouser"/>
+        <w:pStyle w:val="Testopreformattato"/>
         <w:rPr>
           <w:highlight w:val="none"/>
           <w:shd w:fill="auto" w:val="clear"/>
@@ -3937,34 +3422,12 @@
           <w:shd w:fill="auto" w:val="clear"/>
           <w:lang w:val="it-IT"/>
         </w:rPr>
-        <w:t xml:space="preserve">COLLABORAZIONE: peer-to-peer, cooperative learning, collaborazione/ lavoro squadra, </w:t>
-      </w:r>
-      <w:r>
-        <w:rPr>
-          <w:rFonts w:cs="Liberation Mono"/>
-          <w:color w:val="000000"/>
-          <w:sz w:val="18"/>
-          <w:szCs w:val="18"/>
-          <w:shd w:fill="auto" w:val="clear"/>
-          <w:lang w:val="it-IT"/>
-        </w:rPr>
-        <w:t>3conversazione collaborativa / collaborazione, 3lavoro in coppia</w:t>
-      </w:r>
-      <w:r>
-        <w:rPr>
-          <w:rFonts w:cs="Liberation Mono"/>
-          <w:color w:val="000000"/>
-          <w:sz w:val="18"/>
-          <w:szCs w:val="18"/>
-          <w:shd w:fill="auto" w:val="clear"/>
-          <w:lang w:val="it-IT"/>
-        </w:rPr>
-        <w:t>.</w:t>
+        <w:t>COLLABORAZIONE: peer-to-peer, cooperative learning, collaborazione/ lavoro squadra, 3conversazione collaborativa / collaborazione, 3lavoro in coppia.</w:t>
       </w:r>
     </w:p>
     <w:p>
       <w:pPr>
-        <w:pStyle w:val="Testopreformattatouser"/>
+        <w:pStyle w:val="Testopreformattato"/>
         <w:rPr>
           <w:highlight w:val="none"/>
           <w:shd w:fill="auto" w:val="clear"/>
@@ -3995,7 +3458,7 @@
     </w:p>
     <w:p>
       <w:pPr>
-        <w:pStyle w:val="Testopreformattatouser"/>
+        <w:pStyle w:val="Testopreformattato"/>
         <w:rPr>
           <w:highlight w:val="none"/>
           <w:shd w:fill="auto" w:val="clear"/>
@@ -4026,7 +3489,7 @@
     </w:p>
     <w:p>
       <w:pPr>
-        <w:pStyle w:val="Testopreformattatouser"/>
+        <w:pStyle w:val="Testopreformattato"/>
         <w:rPr>
           <w:highlight w:val="none"/>
           <w:shd w:fill="auto" w:val="clear"/>
@@ -4057,7 +3520,7 @@
     </w:p>
     <w:p>
       <w:pPr>
-        <w:pStyle w:val="Testopreformattatouser"/>
+        <w:pStyle w:val="Testopreformattato"/>
         <w:ind w:hanging="0"/>
         <w:rPr>
           <w:highlight w:val="none"/>
@@ -4084,29 +3547,7 @@
           <w:shd w:fill="auto" w:val="clear"/>
           <w:lang w:val="it-IT"/>
         </w:rPr>
-        <w:t xml:space="preserve">CREATIVITÀ: </w:t>
-      </w:r>
-      <w:r>
-        <w:rPr>
-          <w:rFonts w:cs="Liberation Mono"/>
-          <w:color w:val="000000"/>
-          <w:sz w:val="18"/>
-          <w:szCs w:val="18"/>
-          <w:shd w:fill="auto" w:val="clear"/>
-          <w:lang w:val="it-IT"/>
-        </w:rPr>
-        <w:t xml:space="preserve">3pensiero creativo, </w:t>
-      </w:r>
-      <w:r>
-        <w:rPr>
-          <w:rFonts w:cs="Liberation Mono"/>
-          <w:color w:val="000000"/>
-          <w:sz w:val="18"/>
-          <w:szCs w:val="18"/>
-          <w:shd w:fill="auto" w:val="clear"/>
-          <w:lang w:val="it-IT"/>
-        </w:rPr>
-        <w:t xml:space="preserve">creatività, gioco (giocare in modo creativo), </w:t>
+        <w:t xml:space="preserve">CREATIVITÀ: 3pensiero creativo, creatività, gioco (giocare in modo creativo), </w:t>
       </w:r>
       <w:r>
         <w:rPr>
@@ -4133,7 +3574,7 @@
     </w:p>
     <w:p>
       <w:pPr>
-        <w:pStyle w:val="Testopreformattatouser"/>
+        <w:pStyle w:val="Testopreformattato"/>
         <w:ind w:hanging="0"/>
         <w:rPr>
           <w:highlight w:val="none"/>
@@ -4186,7 +3627,7 @@
     </w:p>
     <w:p>
       <w:pPr>
-        <w:pStyle w:val="Testopreformattatouser"/>
+        <w:pStyle w:val="Testopreformattato"/>
         <w:rPr>
           <w:rFonts w:ascii="Liberation Mono" w:hAnsi="Liberation Mono" w:cs="Liberation Mono"/>
           <w:color w:val="000000"/>
@@ -4206,7 +3647,7 @@
     </w:p>
     <w:p>
       <w:pPr>
-        <w:pStyle w:val="Testopreformattatouser"/>
+        <w:pStyle w:val="Testopreformattato"/>
         <w:rPr>
           <w:rFonts w:ascii="Liberation Mono" w:hAnsi="Liberation Mono" w:cs="Liberation Mono"/>
           <w:color w:val="000000"/>
@@ -4227,7 +3668,7 @@
     </w:p>
     <w:p>
       <w:pPr>
-        <w:pStyle w:val="Testopreformattatouser"/>
+        <w:pStyle w:val="Testopreformattato"/>
         <w:rPr>
           <w:highlight w:val="none"/>
           <w:shd w:fill="FFFF00" w:val="clear"/>
@@ -4247,7 +3688,7 @@
     </w:p>
     <w:p>
       <w:pPr>
-        <w:pStyle w:val="Testopreformattatouser"/>
+        <w:pStyle w:val="Testopreformattato"/>
         <w:rPr>
           <w:highlight w:val="none"/>
           <w:shd w:fill="auto" w:val="clear"/>
@@ -4273,23 +3714,12 @@
           <w:shd w:fill="auto" w:val="clear"/>
           <w:lang w:val="it-IT"/>
         </w:rPr>
-        <w:t xml:space="preserve">ITALIANO: italiano, comprensione del testo, costruzione di un testo, alfabetico-funzionale, scrittura, ascolto e parlato, </w:t>
-      </w:r>
-      <w:r>
-        <w:rPr>
-          <w:rFonts w:cs="Liberation Mono"/>
-          <w:color w:val="000000"/>
-          <w:sz w:val="18"/>
-          <w:szCs w:val="18"/>
-          <w:shd w:fill="auto" w:val="clear"/>
-          <w:lang w:val="it-IT"/>
-        </w:rPr>
-        <w:t>competenze linguistiche.</w:t>
+        <w:t>ITALIANO: italiano, comprensione del testo, costruzione di un testo, alfabetico-funzionale, scrittura, ascolto e parlato, competenze linguistiche.</w:t>
       </w:r>
     </w:p>
     <w:p>
       <w:pPr>
-        <w:pStyle w:val="Testopreformattatouser"/>
+        <w:pStyle w:val="Testopreformattato"/>
         <w:rPr>
           <w:highlight w:val="none"/>
           <w:shd w:fill="auto" w:val="clear"/>
@@ -4320,7 +3750,7 @@
     </w:p>
     <w:p>
       <w:pPr>
-        <w:pStyle w:val="Testopreformattatouser"/>
+        <w:pStyle w:val="Testopreformattato"/>
         <w:rPr>
           <w:highlight w:val="none"/>
           <w:shd w:fill="auto" w:val="clear"/>
@@ -4346,34 +3776,12 @@
           <w:shd w:fill="auto" w:val="clear"/>
           <w:lang w:val="it-IT"/>
         </w:rPr>
-        <w:t xml:space="preserve">GEOGRAFIA: geografia, </w:t>
-      </w:r>
-      <w:r>
-        <w:rPr>
-          <w:rFonts w:cs="Liberation Mono"/>
-          <w:color w:val="000000"/>
-          <w:sz w:val="18"/>
-          <w:szCs w:val="18"/>
-          <w:shd w:fill="auto" w:val="clear"/>
-          <w:lang w:val="it-IT"/>
-        </w:rPr>
-        <w:t>3costruzione di mappe, 3mappe</w:t>
-      </w:r>
-      <w:r>
-        <w:rPr>
-          <w:rFonts w:cs="Liberation Mono"/>
-          <w:color w:val="000000"/>
-          <w:sz w:val="18"/>
-          <w:szCs w:val="18"/>
-          <w:shd w:fill="auto" w:val="clear"/>
-          <w:lang w:val="it-IT"/>
-        </w:rPr>
-        <w:t>.</w:t>
+        <w:t>GEOGRAFIA: geografia, 3costruzione di mappe, 3mappe.</w:t>
       </w:r>
     </w:p>
     <w:p>
       <w:pPr>
-        <w:pStyle w:val="Testopreformattatouser"/>
+        <w:pStyle w:val="Testopreformattato"/>
         <w:rPr>
           <w:highlight w:val="none"/>
           <w:shd w:fill="auto" w:val="clear"/>
@@ -4398,7 +3806,7 @@
     </w:p>
     <w:p>
       <w:pPr>
-        <w:pStyle w:val="Testopreformattatouser"/>
+        <w:pStyle w:val="Testopreformattato"/>
         <w:rPr>
           <w:highlight w:val="none"/>
           <w:shd w:fill="auto" w:val="clear"/>
@@ -4429,7 +3837,7 @@
     </w:p>
     <w:p>
       <w:pPr>
-        <w:pStyle w:val="Testopreformattatouser"/>
+        <w:pStyle w:val="Testopreformattato"/>
         <w:rPr>
           <w:rFonts w:cs="Liberation Mono"/>
           <w:color w:val="000000"/>
@@ -4460,34 +3868,12 @@
           <w:shd w:fill="auto" w:val="clear"/>
           <w:lang w:val="it-IT"/>
         </w:rPr>
-        <w:t xml:space="preserve">MATEMATICA: spazio e figure, geometria, matematica, operazioni retta dei numeri, rappresentazione dei dati, contorno di figura piana, sequenzialità, lato, modelli geometrici, </w:t>
-      </w:r>
-      <w:r>
-        <w:rPr>
-          <w:rFonts w:cs="Liberation Mono"/>
-          <w:color w:val="000000"/>
-          <w:sz w:val="18"/>
-          <w:szCs w:val="18"/>
-          <w:shd w:fill="auto" w:val="clear"/>
-          <w:lang w:val="it-IT"/>
-        </w:rPr>
-        <w:t>3conteggio</w:t>
-      </w:r>
-      <w:r>
-        <w:rPr>
-          <w:rFonts w:cs="Liberation Mono"/>
-          <w:color w:val="000000"/>
-          <w:sz w:val="18"/>
-          <w:szCs w:val="18"/>
-          <w:shd w:fill="auto" w:val="clear"/>
-          <w:lang w:val="it-IT"/>
-        </w:rPr>
-        <w:t>.</w:t>
+        <w:t>MATEMATICA: spazio e figure, geometria, matematica, operazioni retta dei numeri, rappresentazione dei dati, contorno di figura piana, sequenzialità, lato, modelli geometrici, 3conteggio.</w:t>
       </w:r>
     </w:p>
     <w:p>
       <w:pPr>
-        <w:pStyle w:val="Testopreformattatouser"/>
+        <w:pStyle w:val="Testopreformattato"/>
         <w:rPr>
           <w:rFonts w:cs="Liberation Mono"/>
           <w:color w:val="000000"/>
@@ -4518,34 +3904,12 @@
           <w:shd w:fill="auto" w:val="clear"/>
           <w:lang w:val="it-IT"/>
         </w:rPr>
-        <w:t>SPAZIALITÀ: riferimenti spaziali/ indicatori topologici, orientamento spaziale</w:t>
-      </w:r>
-      <w:r>
-        <w:rPr>
-          <w:rFonts w:cs="Liberation Mono"/>
-          <w:color w:val="000000"/>
-          <w:sz w:val="18"/>
-          <w:szCs w:val="18"/>
-          <w:shd w:fill="auto" w:val="clear"/>
-          <w:lang w:val="it-IT"/>
-        </w:rPr>
-        <w:t>, 3orientamento spaziale, 3indicazioni topologiche</w:t>
-      </w:r>
-      <w:r>
-        <w:rPr>
-          <w:rFonts w:cs="Liberation Mono"/>
-          <w:color w:val="000000"/>
-          <w:sz w:val="18"/>
-          <w:szCs w:val="18"/>
-          <w:shd w:fill="auto" w:val="clear"/>
-          <w:lang w:val="it-IT"/>
-        </w:rPr>
-        <w:t>.</w:t>
+        <w:t>SPAZIALITÀ: riferimenti spaziali/ indicatori topologici, orientamento spaziale, 3orientamento spaziale, 3indicazioni topologiche.</w:t>
       </w:r>
     </w:p>
     <w:p>
       <w:pPr>
-        <w:pStyle w:val="Testopreformattatouser"/>
+        <w:pStyle w:val="Testopreformattato"/>
         <w:rPr>
           <w:highlight w:val="none"/>
           <w:shd w:fill="auto" w:val="clear"/>
@@ -4576,7 +3940,7 @@
     </w:p>
     <w:p>
       <w:pPr>
-        <w:pStyle w:val="Testopreformattatouser"/>
+        <w:pStyle w:val="Testopreformattato"/>
         <w:rPr>
           <w:rFonts w:cs="Liberation Mono"/>
           <w:color w:val="000000"/>
@@ -4612,7 +3976,7 @@
     </w:p>
     <w:p>
       <w:pPr>
-        <w:pStyle w:val="Testopreformattatouser"/>
+        <w:pStyle w:val="Testopreformattato"/>
         <w:rPr>
           <w:highlight w:val="none"/>
           <w:shd w:fill="auto" w:val="clear"/>
@@ -4643,7 +4007,7 @@
     </w:p>
     <w:p>
       <w:pPr>
-        <w:pStyle w:val="Testopreformattatouser"/>
+        <w:pStyle w:val="Testopreformattato"/>
         <w:spacing w:before="0" w:after="0"/>
         <w:rPr>
           <w:rFonts w:ascii="Liberation Mono" w:hAnsi="Liberation Mono" w:cs="Liberation Mono"/>
@@ -4670,7 +4034,7 @@
     </w:p>
     <w:p>
       <w:pPr>
-        <w:pStyle w:val="Testopreformattatouser"/>
+        <w:pStyle w:val="Testopreformattato"/>
         <w:rPr>
           <w:rFonts w:ascii="Liberation Mono" w:hAnsi="Liberation Mono" w:cs="Liberation Mono"/>
           <w:color w:val="000000"/>
@@ -4691,7 +4055,7 @@
     </w:p>
     <w:p>
       <w:pPr>
-        <w:pStyle w:val="Testopreformattatouser"/>
+        <w:pStyle w:val="Testopreformattato"/>
         <w:rPr>
           <w:highlight w:val="none"/>
           <w:shd w:fill="FFFF00" w:val="clear"/>
@@ -4711,7 +4075,7 @@
     </w:p>
     <w:p>
       <w:pPr>
-        <w:pStyle w:val="Testopreformattatouser"/>
+        <w:pStyle w:val="Testopreformattato"/>
         <w:rPr>
           <w:rFonts w:ascii="Liberation Mono" w:hAnsi="Liberation Mono" w:cs="Liberation Mono"/>
           <w:color w:val="000000"/>
@@ -4737,22 +4101,12 @@
           <w:szCs w:val="18"/>
           <w:lang w:val="it-IT"/>
         </w:rPr>
-        <w:t xml:space="preserve">COPIA RISPOSTA 2: </w:t>
-      </w:r>
-      <w:r>
-        <w:rPr>
-          <w:rFonts w:cs="Liberation Mono"/>
-          <w:color w:val="000000"/>
-          <w:sz w:val="18"/>
-          <w:szCs w:val="18"/>
-          <w:lang w:val="it-IT"/>
-        </w:rPr>
-        <w:t>copia-incolla risposta 2.</w:t>
+        <w:t>COPIA RISPOSTA 2: copia-incolla risposta 2.</w:t>
       </w:r>
     </w:p>
     <w:p>
       <w:pPr>
-        <w:pStyle w:val="Testopreformattatouser"/>
+        <w:pStyle w:val="Testopreformattato"/>
         <w:rPr>
           <w:rFonts w:ascii="Liberation Mono" w:hAnsi="Liberation Mono" w:cs="Liberation Mono"/>
           <w:color w:val="000000"/>
@@ -4783,7 +4137,7 @@
     </w:p>
     <w:p>
       <w:pPr>
-        <w:pStyle w:val="Testopreformattatouser"/>
+        <w:pStyle w:val="Testopreformattato"/>
         <w:rPr>
           <w:rFonts w:ascii="Liberation Mono" w:hAnsi="Liberation Mono" w:cs="Liberation Mono"/>
           <w:color w:val="000000"/>
@@ -4809,17 +4163,7 @@
           <w:szCs w:val="18"/>
           <w:lang w:val="it-IT"/>
         </w:rPr>
-        <w:t xml:space="preserve">VUOTO-D3: </w:t>
-      </w:r>
-      <w:r>
-        <w:rPr>
-          <w:rFonts w:cs="Liberation Mono"/>
-          <w:color w:val="000000"/>
-          <w:sz w:val="18"/>
-          <w:szCs w:val="18"/>
-          <w:lang w:val="it-IT"/>
-        </w:rPr>
-        <w:t>vuoto.</w:t>
+        <w:t>VUOTO-D3: vuoto.</w:t>
       </w:r>
     </w:p>
     <w:sectPr>
@@ -5388,16 +4732,15 @@
       <w:sz w:val="20"/>
     </w:rPr>
   </w:style>
-  <w:style w:type="character" w:styleId="Caratterinotaapidipaginauser" w:customStyle="1">
-    <w:name w:val="Caratteri nota a piè di pagina (user)"/>
-    <w:basedOn w:val="DefaultParagraphFont"/>
+  <w:style w:type="character" w:styleId="Caratterinotaapidipagina" w:customStyle="1">
+    <w:name w:val="Caratteri nota a piè di pagina"/>
     <w:qFormat/>
     <w:rPr>
       <w:vertAlign w:val="superscript"/>
     </w:rPr>
   </w:style>
-  <w:style w:type="character" w:styleId="Caratterinotaapidipagina">
-    <w:name w:val="Caratteri nota a piè di pagina"/>
+  <w:style w:type="character" w:styleId="Caratterinotaapidipaginauser">
+    <w:name w:val="Caratteri nota a piè di pagina (user)"/>
     <w:qFormat/>
     <w:rPr>
       <w:vertAlign w:val="superscript"/>
@@ -5417,16 +4760,15 @@
       <w:sz w:val="20"/>
     </w:rPr>
   </w:style>
-  <w:style w:type="character" w:styleId="Caratterinotadichiusurauser" w:customStyle="1">
-    <w:name w:val="Caratteri nota di chiusura (user)"/>
-    <w:basedOn w:val="DefaultParagraphFont"/>
+  <w:style w:type="character" w:styleId="Caratterinotadichiusura" w:customStyle="1">
+    <w:name w:val="Caratteri nota di chiusura"/>
     <w:qFormat/>
     <w:rPr>
       <w:vertAlign w:val="superscript"/>
     </w:rPr>
   </w:style>
-  <w:style w:type="character" w:styleId="Caratterinotadichiusura">
-    <w:name w:val="Caratteri nota di chiusura"/>
+  <w:style w:type="character" w:styleId="Caratterinotadichiusurauser">
+    <w:name w:val="Caratteri nota di chiusura (user)"/>
     <w:qFormat/>
     <w:rPr>
       <w:vertAlign w:val="superscript"/>
@@ -5509,8 +4851,55 @@
     <w:qFormat/>
     <w:rPr/>
   </w:style>
-  <w:style w:type="paragraph" w:styleId="Titolo">
+  <w:style w:type="paragraph" w:styleId="Titolo" w:customStyle="1">
     <w:name w:val="Titolo"/>
+    <w:basedOn w:val="Standard"/>
+    <w:next w:val="BodyText"/>
+    <w:qFormat/>
+    <w:pPr>
+      <w:spacing w:before="240" w:after="120"/>
+    </w:pPr>
+    <w:rPr>
+      <w:rFonts w:ascii="Liberation Sans" w:hAnsi="Liberation Sans" w:cs="Liberation Sans"/>
+      <w:sz w:val="28"/>
+    </w:rPr>
+  </w:style>
+  <w:style w:type="paragraph" w:styleId="BodyText">
+    <w:name w:val="Body Text"/>
+    <w:basedOn w:val="Normal"/>
+    <w:pPr>
+      <w:spacing w:lineRule="auto" w:line="276" w:before="0" w:after="140"/>
+    </w:pPr>
+    <w:rPr/>
+  </w:style>
+  <w:style w:type="paragraph" w:styleId="List" w:customStyle="1">
+    <w:name w:val="List"/>
+    <w:basedOn w:val="Textbody"/>
+    <w:qFormat/>
+    <w:pPr/>
+    <w:rPr/>
+  </w:style>
+  <w:style w:type="paragraph" w:styleId="Caption" w:customStyle="1">
+    <w:name w:val="caption"/>
+    <w:basedOn w:val="Standard"/>
+    <w:qFormat/>
+    <w:pPr>
+      <w:spacing w:before="120" w:after="120"/>
+    </w:pPr>
+    <w:rPr>
+      <w:i/>
+      <w:sz w:val="24"/>
+    </w:rPr>
+  </w:style>
+  <w:style w:type="paragraph" w:styleId="Indice" w:customStyle="1">
+    <w:name w:val="Indice"/>
+    <w:basedOn w:val="Standard"/>
+    <w:qFormat/>
+    <w:pPr/>
+    <w:rPr/>
+  </w:style>
+  <w:style w:type="paragraph" w:styleId="Titolouser">
+    <w:name w:val="Titolo (user)"/>
     <w:basedOn w:val="Normal"/>
     <w:next w:val="BodyText"/>
     <w:qFormat/>
@@ -5524,35 +4913,8 @@
       <w:szCs w:val="28"/>
     </w:rPr>
   </w:style>
-  <w:style w:type="paragraph" w:styleId="BodyText">
-    <w:name w:val="Body Text"/>
-    <w:basedOn w:val="Normal"/>
-    <w:pPr>
-      <w:spacing w:lineRule="auto" w:line="276" w:before="0" w:after="140"/>
-    </w:pPr>
-    <w:rPr/>
-  </w:style>
-  <w:style w:type="paragraph" w:styleId="List" w:customStyle="1">
-    <w:name w:val="List"/>
-    <w:basedOn w:val="Textbody"/>
-    <w:qFormat/>
-    <w:pPr/>
-    <w:rPr/>
-  </w:style>
-  <w:style w:type="paragraph" w:styleId="Caption" w:customStyle="1">
-    <w:name w:val="caption"/>
-    <w:basedOn w:val="Standard"/>
-    <w:qFormat/>
-    <w:pPr>
-      <w:spacing w:before="120" w:after="120"/>
-    </w:pPr>
-    <w:rPr>
-      <w:i/>
-      <w:sz w:val="24"/>
-    </w:rPr>
-  </w:style>
-  <w:style w:type="paragraph" w:styleId="Indice">
-    <w:name w:val="Indice"/>
+  <w:style w:type="paragraph" w:styleId="Indiceuser">
+    <w:name w:val="Indice (user)"/>
     <w:basedOn w:val="Normal"/>
     <w:qFormat/>
     <w:pPr>
@@ -5561,26 +4923,6 @@
     <w:rPr>
       <w:rFonts w:ascii="Calibri" w:hAnsi="Calibri" w:cs="Lucida Sans"/>
     </w:rPr>
-  </w:style>
-  <w:style w:type="paragraph" w:styleId="Titolouser" w:customStyle="1">
-    <w:name w:val="Titolo (user)"/>
-    <w:basedOn w:val="Standard"/>
-    <w:next w:val="BodyText"/>
-    <w:qFormat/>
-    <w:pPr>
-      <w:spacing w:before="240" w:after="120"/>
-    </w:pPr>
-    <w:rPr>
-      <w:rFonts w:ascii="Liberation Sans" w:hAnsi="Liberation Sans" w:cs="Liberation Sans"/>
-      <w:sz w:val="28"/>
-    </w:rPr>
-  </w:style>
-  <w:style w:type="paragraph" w:styleId="Indiceuser" w:customStyle="1">
-    <w:name w:val="Indice (user)"/>
-    <w:basedOn w:val="Standard"/>
-    <w:qFormat/>
-    <w:pPr/>
-    <w:rPr/>
   </w:style>
   <w:style w:type="paragraph" w:styleId="DStyleparagraph" w:customStyle="1">
     <w:name w:val="DStyle_paragraph"/>
@@ -5667,15 +5009,15 @@
     </w:pPr>
     <w:rPr/>
   </w:style>
-  <w:style w:type="paragraph" w:styleId="Intestazioneepidipaginauser">
-    <w:name w:val="Intestazione e piè di pagina (user)"/>
+  <w:style w:type="paragraph" w:styleId="Intestazioneepidipagina">
+    <w:name w:val="Intestazione e piè di pagina"/>
     <w:basedOn w:val="Normal"/>
     <w:qFormat/>
     <w:pPr/>
     <w:rPr/>
   </w:style>
-  <w:style w:type="paragraph" w:styleId="Intestazioneepidipagina">
-    <w:name w:val="Intestazione e piè di pagina"/>
+  <w:style w:type="paragraph" w:styleId="Intestazioneepidipaginauser">
+    <w:name w:val="Intestazione e piè di pagina (user)"/>
     <w:basedOn w:val="Normal"/>
     <w:qFormat/>
     <w:pPr/>
@@ -5822,7 +5164,7 @@
   </w:style>
   <w:style w:type="paragraph" w:styleId="IndexHeading">
     <w:name w:val="index heading"/>
-    <w:basedOn w:val="Titolouser"/>
+    <w:basedOn w:val="Titolo"/>
     <w:pPr/>
     <w:rPr/>
   </w:style>
@@ -5858,8 +5200,8 @@
     </w:pPr>
     <w:rPr/>
   </w:style>
-  <w:style w:type="paragraph" w:styleId="Testopreformattatouser" w:customStyle="1">
-    <w:name w:val="Testo preformattato (user)"/>
+  <w:style w:type="paragraph" w:styleId="Testopreformattato" w:customStyle="1">
+    <w:name w:val="Testo preformattato"/>
     <w:basedOn w:val="Standard"/>
     <w:qFormat/>
     <w:pPr>
@@ -5870,8 +5212,8 @@
       <w:sz w:val="20"/>
     </w:rPr>
   </w:style>
-  <w:style w:type="numbering" w:styleId="Nessunelencouser" w:default="1">
-    <w:name w:val="Nessun elenco (user)"/>
+  <w:style w:type="numbering" w:styleId="Nessunelenco" w:default="1">
+    <w:name w:val="Nessun elenco"/>
     <w:uiPriority w:val="99"/>
     <w:semiHidden/>
     <w:unhideWhenUsed/>

--- a/macro-etichette.docx
+++ b/macro-etichette.docx
@@ -4,7 +4,7 @@
   <w:body>
     <w:p>
       <w:pPr>
-        <w:pStyle w:val="Testopreformattato"/>
+        <w:pStyle w:val="Testopreformattatouser"/>
         <w:rPr>
           <w:rFonts w:ascii="Liberation Mono" w:hAnsi="Liberation Mono" w:cs="Liberation Mono"/>
           <w:color w:val="000000"/>
@@ -25,7 +25,7 @@
     </w:p>
     <w:p>
       <w:pPr>
-        <w:pStyle w:val="Testopreformattato"/>
+        <w:pStyle w:val="Testopreformattatouser"/>
         <w:rPr>
           <w:rFonts w:ascii="Liberation Mono" w:hAnsi="Liberation Mono" w:cs="Liberation Mono"/>
           <w:color w:val="000000"/>
@@ -44,7 +44,7 @@
     </w:p>
     <w:p>
       <w:pPr>
-        <w:pStyle w:val="Testopreformattato"/>
+        <w:pStyle w:val="Testopreformattatouser"/>
         <w:rPr>
           <w:rFonts w:cs="Liberation Mono"/>
           <w:color w:val="000000"/>
@@ -69,7 +69,7 @@
     </w:p>
     <w:p>
       <w:pPr>
-        <w:pStyle w:val="Testopreformattato"/>
+        <w:pStyle w:val="Testopreformattatouser"/>
         <w:rPr>
           <w:rFonts w:ascii="Liberation Mono" w:hAnsi="Liberation Mono" w:cs="Liberation Mono"/>
           <w:color w:val="000000"/>
@@ -95,12 +95,32 @@
           <w:szCs w:val="18"/>
           <w:lang w:val="it-IT"/>
         </w:rPr>
-        <w:t>MACRO-ETICHETTA: etichette specifiche usate per la classificazione</w:t>
+        <w:t xml:space="preserve">MACRO-ETICHETTA: </w:t>
+      </w:r>
+      <w:r>
+        <w:rPr>
+          <w:rFonts w:cs="Liberation Mono"/>
+          <w:color w:val="000000"/>
+          <w:sz w:val="18"/>
+          <w:szCs w:val="18"/>
+          <w:lang w:val="it-IT"/>
+        </w:rPr>
+        <w:t xml:space="preserve">lista delle </w:t>
+      </w:r>
+      <w:r>
+        <w:rPr>
+          <w:rFonts w:cs="Liberation Mono"/>
+          <w:color w:val="000000"/>
+          <w:sz w:val="18"/>
+          <w:szCs w:val="18"/>
+          <w:lang w:val="it-IT"/>
+        </w:rPr>
+        <w:t>etichette specifiche usate per la classificazione</w:t>
       </w:r>
     </w:p>
     <w:p>
       <w:pPr>
-        <w:pStyle w:val="Testopreformattato"/>
+        <w:pStyle w:val="Testopreformattatouser"/>
         <w:rPr>
           <w:rFonts w:ascii="Liberation Mono" w:hAnsi="Liberation Mono" w:cs="Liberation Mono"/>
           <w:color w:val="000000"/>
@@ -119,7 +139,7 @@
     </w:p>
     <w:p>
       <w:pPr>
-        <w:pStyle w:val="Testopreformattato"/>
+        <w:pStyle w:val="Testopreformattatouser"/>
         <w:rPr>
           <w:rFonts w:ascii="Liberation Mono" w:hAnsi="Liberation Mono" w:cs="Liberation Mono"/>
           <w:color w:val="000000"/>
@@ -140,7 +160,7 @@
     </w:p>
     <w:p>
       <w:pPr>
-        <w:pStyle w:val="Testopreformattato"/>
+        <w:pStyle w:val="Testopreformattatouser"/>
         <w:rPr>
           <w:rFonts w:ascii="Liberation Mono" w:hAnsi="Liberation Mono" w:cs="Liberation Mono"/>
           <w:color w:val="000000"/>
@@ -159,7 +179,7 @@
     </w:p>
     <w:p>
       <w:pPr>
-        <w:pStyle w:val="Testopreformattato"/>
+        <w:pStyle w:val="Testopreformattatouser"/>
         <w:rPr>
           <w:rFonts w:ascii="Liberation Mono" w:hAnsi="Liberation Mono" w:cs="Liberation Mono"/>
           <w:color w:val="000000"/>
@@ -173,14 +193,25 @@
           <w:color w:val="000000"/>
           <w:sz w:val="18"/>
           <w:szCs w:val="18"/>
-          <w:lang w:val="it-IT"/>
-        </w:rPr>
-        <w:t>In rosa le etichette che provengono dalla categoria “ambiguità” della domanda D2.</w:t>
+          <w:shd w:fill="FFD7D7" w:val="clear"/>
+          <w:lang w:val="it-IT"/>
+        </w:rPr>
+        <w:t>In rosa le etichette che provengono dalla categoria “ambiguità” della domanda D2</w:t>
+      </w:r>
+      <w:r>
+        <w:rPr>
+          <w:rFonts w:cs="Liberation Mono"/>
+          <w:color w:val="000000"/>
+          <w:sz w:val="18"/>
+          <w:szCs w:val="18"/>
+          <w:lang w:val="it-IT"/>
+        </w:rPr>
+        <w:t>.</w:t>
       </w:r>
     </w:p>
     <w:p>
       <w:pPr>
-        <w:pStyle w:val="Testopreformattato"/>
+        <w:pStyle w:val="Testopreformattatouser"/>
         <w:rPr>
           <w:rFonts w:ascii="Liberation Mono" w:hAnsi="Liberation Mono" w:cs="Liberation Mono"/>
           <w:color w:val="000000"/>
@@ -199,7 +230,7 @@
     </w:p>
     <w:p>
       <w:pPr>
-        <w:pStyle w:val="Testopreformattato"/>
+        <w:pStyle w:val="Testopreformattatouser"/>
         <w:rPr>
           <w:rFonts w:ascii="Liberation Mono" w:hAnsi="Liberation Mono" w:cs="Liberation Mono"/>
           <w:color w:val="000000"/>
@@ -220,7 +251,7 @@
     </w:p>
     <w:p>
       <w:pPr>
-        <w:pStyle w:val="Testopreformattato"/>
+        <w:pStyle w:val="Testopreformattatouser"/>
         <w:rPr>
           <w:rFonts w:ascii="Liberation Mono" w:hAnsi="Liberation Mono" w:cs="Liberation Mono"/>
           <w:color w:val="000000"/>
@@ -239,7 +270,7 @@
     </w:p>
     <w:p>
       <w:pPr>
-        <w:pStyle w:val="Testopreformattato"/>
+        <w:pStyle w:val="Testopreformattatouser"/>
         <w:rPr>
           <w:rFonts w:ascii="Liberation Mono" w:hAnsi="Liberation Mono" w:cs="Liberation Mono"/>
           <w:color w:val="000000"/>
@@ -260,7 +291,7 @@
     </w:p>
     <w:p>
       <w:pPr>
-        <w:pStyle w:val="Testopreformattato"/>
+        <w:pStyle w:val="Testopreformattatouser"/>
         <w:rPr>
           <w:rFonts w:ascii="Liberation Mono" w:hAnsi="Liberation Mono" w:cs="Liberation Mono"/>
           <w:color w:val="000000"/>
@@ -291,7 +322,7 @@
     </w:p>
     <w:p>
       <w:pPr>
-        <w:pStyle w:val="Testopreformattato"/>
+        <w:pStyle w:val="Testopreformattatouser"/>
         <w:rPr>
           <w:rFonts w:ascii="Liberation Mono" w:hAnsi="Liberation Mono" w:cs="Liberation Mono"/>
           <w:color w:val="000000"/>
@@ -322,7 +353,7 @@
     </w:p>
     <w:p>
       <w:pPr>
-        <w:pStyle w:val="Testopreformattato"/>
+        <w:pStyle w:val="Testopreformattatouser"/>
         <w:rPr>
           <w:rFonts w:ascii="Liberation Mono" w:hAnsi="Liberation Mono" w:cs="Liberation Mono"/>
           <w:color w:val="000000"/>
@@ -354,7 +385,7 @@
     </w:p>
     <w:p>
       <w:pPr>
-        <w:pStyle w:val="Testopreformattato"/>
+        <w:pStyle w:val="Testopreformattatouser"/>
         <w:rPr>
           <w:rFonts w:ascii="Liberation Mono" w:hAnsi="Liberation Mono" w:cs="Liberation Mono"/>
           <w:color w:val="000000"/>
@@ -373,7 +404,7 @@
     </w:p>
     <w:p>
       <w:pPr>
-        <w:pStyle w:val="Testopreformattato"/>
+        <w:pStyle w:val="Testopreformattatouser"/>
         <w:rPr>
           <w:rFonts w:ascii="Liberation Mono" w:hAnsi="Liberation Mono" w:cs="Liberation Mono"/>
           <w:color w:val="000000"/>
@@ -394,7 +425,7 @@
     </w:p>
     <w:p>
       <w:pPr>
-        <w:pStyle w:val="Testopreformattato"/>
+        <w:pStyle w:val="Testopreformattatouser"/>
         <w:rPr>
           <w:rFonts w:ascii="Liberation Mono" w:hAnsi="Liberation Mono" w:cs="Liberation Mono"/>
           <w:color w:val="000000"/>
@@ -413,7 +444,7 @@
     </w:p>
     <w:p>
       <w:pPr>
-        <w:pStyle w:val="Testopreformattato"/>
+        <w:pStyle w:val="Testopreformattatouser"/>
         <w:rPr>
           <w:rFonts w:ascii="Liberation Mono" w:hAnsi="Liberation Mono" w:cs="Liberation Mono"/>
           <w:color w:val="000000"/>
@@ -434,7 +465,7 @@
     </w:p>
     <w:p>
       <w:pPr>
-        <w:pStyle w:val="Testopreformattato"/>
+        <w:pStyle w:val="Testopreformattatouser"/>
         <w:rPr>
           <w:rFonts w:ascii="Liberation Mono" w:hAnsi="Liberation Mono" w:cs="Liberation Mono"/>
           <w:color w:val="000000"/>
@@ -455,7 +486,7 @@
     </w:p>
     <w:p>
       <w:pPr>
-        <w:pStyle w:val="Testopreformattato"/>
+        <w:pStyle w:val="Testopreformattatouser"/>
         <w:rPr>
           <w:rFonts w:ascii="Liberation Mono" w:hAnsi="Liberation Mono" w:cs="Liberation Mono"/>
           <w:color w:val="000000"/>
@@ -476,7 +507,7 @@
     </w:p>
     <w:p>
       <w:pPr>
-        <w:pStyle w:val="Testopreformattato"/>
+        <w:pStyle w:val="Testopreformattatouser"/>
         <w:rPr>
           <w:rFonts w:ascii="Liberation Mono" w:hAnsi="Liberation Mono" w:cs="Liberation Mono"/>
           <w:color w:val="000000"/>
@@ -495,7 +526,7 @@
     </w:p>
     <w:p>
       <w:pPr>
-        <w:pStyle w:val="Testopreformattato"/>
+        <w:pStyle w:val="Testopreformattatouser"/>
         <w:rPr>
           <w:rFonts w:ascii="Liberation Mono" w:hAnsi="Liberation Mono" w:cs="Liberation Mono"/>
           <w:color w:val="000000"/>
@@ -516,7 +547,7 @@
     </w:p>
     <w:p>
       <w:pPr>
-        <w:pStyle w:val="Testopreformattato"/>
+        <w:pStyle w:val="Testopreformattatouser"/>
         <w:rPr>
           <w:highlight w:val="none"/>
           <w:shd w:fill="FFFF00" w:val="clear"/>
@@ -536,7 +567,7 @@
     </w:p>
     <w:p>
       <w:pPr>
-        <w:pStyle w:val="Testopreformattato"/>
+        <w:pStyle w:val="Testopreformattatouser"/>
         <w:rPr>
           <w:highlight w:val="none"/>
           <w:shd w:fill="auto" w:val="clear"/>
@@ -567,7 +598,7 @@
     </w:p>
     <w:p>
       <w:pPr>
-        <w:pStyle w:val="Testopreformattato"/>
+        <w:pStyle w:val="Testopreformattatouser"/>
         <w:rPr>
           <w:highlight w:val="none"/>
           <w:shd w:fill="auto" w:val="clear"/>
@@ -598,7 +629,7 @@
     </w:p>
     <w:p>
       <w:pPr>
-        <w:pStyle w:val="Testopreformattato"/>
+        <w:pStyle w:val="Testopreformattatouser"/>
         <w:rPr>
           <w:highlight w:val="none"/>
           <w:shd w:fill="auto" w:val="clear"/>
@@ -629,7 +660,7 @@
     </w:p>
     <w:p>
       <w:pPr>
-        <w:pStyle w:val="Testopreformattato"/>
+        <w:pStyle w:val="Testopreformattatouser"/>
         <w:rPr>
           <w:highlight w:val="none"/>
           <w:shd w:fill="auto" w:val="clear"/>
@@ -660,7 +691,7 @@
     </w:p>
     <w:p>
       <w:pPr>
-        <w:pStyle w:val="Testopreformattato"/>
+        <w:pStyle w:val="Testopreformattatouser"/>
         <w:rPr>
           <w:highlight w:val="none"/>
           <w:shd w:fill="auto" w:val="clear"/>
@@ -691,7 +722,7 @@
     </w:p>
     <w:p>
       <w:pPr>
-        <w:pStyle w:val="Testopreformattato"/>
+        <w:pStyle w:val="Testopreformattatouser"/>
         <w:rPr>
           <w:highlight w:val="none"/>
           <w:shd w:fill="auto" w:val="clear"/>
@@ -722,7 +753,7 @@
     </w:p>
     <w:p>
       <w:pPr>
-        <w:pStyle w:val="Testopreformattato"/>
+        <w:pStyle w:val="Testopreformattatouser"/>
         <w:rPr>
           <w:highlight w:val="none"/>
           <w:shd w:fill="auto" w:val="clear"/>
@@ -753,7 +784,7 @@
     </w:p>
     <w:p>
       <w:pPr>
-        <w:pStyle w:val="Testopreformattato"/>
+        <w:pStyle w:val="Testopreformattatouser"/>
         <w:rPr>
           <w:highlight w:val="none"/>
           <w:shd w:fill="auto" w:val="clear"/>
@@ -784,7 +815,7 @@
     </w:p>
     <w:p>
       <w:pPr>
-        <w:pStyle w:val="Testopreformattato"/>
+        <w:pStyle w:val="Testopreformattatouser"/>
         <w:rPr>
           <w:rFonts w:ascii="Liberation Mono" w:hAnsi="Liberation Mono" w:cs="Liberation Mono"/>
           <w:color w:val="000000"/>
@@ -806,7 +837,7 @@
     </w:p>
     <w:p>
       <w:pPr>
-        <w:pStyle w:val="Testopreformattato"/>
+        <w:pStyle w:val="Testopreformattatouser"/>
         <w:rPr>
           <w:rFonts w:ascii="Liberation Mono" w:hAnsi="Liberation Mono" w:cs="Liberation Mono"/>
           <w:color w:val="000000"/>
@@ -827,7 +858,7 @@
     </w:p>
     <w:p>
       <w:pPr>
-        <w:pStyle w:val="Testopreformattato"/>
+        <w:pStyle w:val="Testopreformattatouser"/>
         <w:rPr>
           <w:highlight w:val="none"/>
           <w:shd w:fill="FFFF00" w:val="clear"/>
@@ -847,7 +878,7 @@
     </w:p>
     <w:p>
       <w:pPr>
-        <w:pStyle w:val="Testopreformattato"/>
+        <w:pStyle w:val="Testopreformattatouser"/>
         <w:rPr>
           <w:highlight w:val="none"/>
           <w:shd w:fill="auto" w:val="clear"/>
@@ -878,7 +909,7 @@
     </w:p>
     <w:p>
       <w:pPr>
-        <w:pStyle w:val="Testopreformattato"/>
+        <w:pStyle w:val="Testopreformattatouser"/>
         <w:rPr>
           <w:highlight w:val="none"/>
           <w:shd w:fill="auto" w:val="clear"/>
@@ -909,7 +940,7 @@
     </w:p>
     <w:p>
       <w:pPr>
-        <w:pStyle w:val="Testopreformattato"/>
+        <w:pStyle w:val="Testopreformattatouser"/>
         <w:rPr>
           <w:highlight w:val="none"/>
           <w:shd w:fill="auto" w:val="clear"/>
@@ -940,7 +971,7 @@
     </w:p>
     <w:p>
       <w:pPr>
-        <w:pStyle w:val="Testopreformattato"/>
+        <w:pStyle w:val="Testopreformattatouser"/>
         <w:rPr>
           <w:highlight w:val="none"/>
           <w:shd w:fill="auto" w:val="clear"/>
@@ -971,7 +1002,7 @@
     </w:p>
     <w:p>
       <w:pPr>
-        <w:pStyle w:val="Testopreformattato"/>
+        <w:pStyle w:val="Testopreformattatouser"/>
         <w:rPr>
           <w:highlight w:val="none"/>
           <w:shd w:fill="auto" w:val="clear"/>
@@ -1002,7 +1033,7 @@
     </w:p>
     <w:p>
       <w:pPr>
-        <w:pStyle w:val="Testopreformattato"/>
+        <w:pStyle w:val="Testopreformattatouser"/>
         <w:rPr>
           <w:highlight w:val="none"/>
           <w:shd w:fill="auto" w:val="clear"/>
@@ -1033,7 +1064,7 @@
     </w:p>
     <w:p>
       <w:pPr>
-        <w:pStyle w:val="Testopreformattato"/>
+        <w:pStyle w:val="Testopreformattatouser"/>
         <w:rPr>
           <w:highlight w:val="none"/>
           <w:shd w:fill="auto" w:val="clear"/>
@@ -1064,7 +1095,7 @@
     </w:p>
     <w:p>
       <w:pPr>
-        <w:pStyle w:val="Testopreformattato"/>
+        <w:pStyle w:val="Testopreformattatouser"/>
         <w:rPr>
           <w:highlight w:val="none"/>
           <w:shd w:fill="auto" w:val="clear"/>
@@ -1095,7 +1126,7 @@
     </w:p>
     <w:p>
       <w:pPr>
-        <w:pStyle w:val="Testopreformattato"/>
+        <w:pStyle w:val="Testopreformattatouser"/>
         <w:rPr>
           <w:highlight w:val="none"/>
           <w:shd w:fill="auto" w:val="clear"/>
@@ -1126,7 +1157,7 @@
     </w:p>
     <w:p>
       <w:pPr>
-        <w:pStyle w:val="Testopreformattato"/>
+        <w:pStyle w:val="Testopreformattatouser"/>
         <w:rPr>
           <w:highlight w:val="none"/>
           <w:shd w:fill="auto" w:val="clear"/>
@@ -1157,7 +1188,7 @@
     </w:p>
     <w:p>
       <w:pPr>
-        <w:pStyle w:val="Testopreformattato"/>
+        <w:pStyle w:val="Testopreformattatouser"/>
         <w:rPr>
           <w:highlight w:val="none"/>
           <w:shd w:fill="auto" w:val="clear"/>
@@ -1188,7 +1219,7 @@
     </w:p>
     <w:p>
       <w:pPr>
-        <w:pStyle w:val="Testopreformattato"/>
+        <w:pStyle w:val="Testopreformattatouser"/>
         <w:rPr>
           <w:highlight w:val="none"/>
           <w:shd w:fill="auto" w:val="clear"/>
@@ -1219,7 +1250,7 @@
     </w:p>
     <w:p>
       <w:pPr>
-        <w:pStyle w:val="Testopreformattato"/>
+        <w:pStyle w:val="Testopreformattatouser"/>
         <w:rPr>
           <w:highlight w:val="none"/>
           <w:shd w:fill="auto" w:val="clear"/>
@@ -1250,7 +1281,7 @@
     </w:p>
     <w:p>
       <w:pPr>
-        <w:pStyle w:val="Testopreformattato"/>
+        <w:pStyle w:val="Testopreformattatouser"/>
         <w:rPr>
           <w:rFonts w:ascii="Liberation Mono" w:hAnsi="Liberation Mono" w:cs="Liberation Mono"/>
           <w:color w:val="000000"/>
@@ -1272,7 +1303,7 @@
     </w:p>
     <w:p>
       <w:pPr>
-        <w:pStyle w:val="Testopreformattato"/>
+        <w:pStyle w:val="Testopreformattatouser"/>
         <w:rPr>
           <w:rFonts w:ascii="Liberation Mono" w:hAnsi="Liberation Mono" w:cs="Liberation Mono"/>
           <w:color w:val="000000"/>
@@ -1293,7 +1324,7 @@
     </w:p>
     <w:p>
       <w:pPr>
-        <w:pStyle w:val="Testopreformattato"/>
+        <w:pStyle w:val="Testopreformattatouser"/>
         <w:rPr/>
       </w:pPr>
       <w:r>
@@ -1310,7 +1341,7 @@
     </w:p>
     <w:p>
       <w:pPr>
-        <w:pStyle w:val="Testopreformattato"/>
+        <w:pStyle w:val="Testopreformattatouser"/>
         <w:rPr>
           <w:highlight w:val="none"/>
           <w:shd w:fill="auto" w:val="clear"/>
@@ -1341,7 +1372,7 @@
     </w:p>
     <w:p>
       <w:pPr>
-        <w:pStyle w:val="Testopreformattato"/>
+        <w:pStyle w:val="Testopreformattatouser"/>
         <w:rPr>
           <w:highlight w:val="none"/>
           <w:shd w:fill="auto" w:val="clear"/>
@@ -1372,7 +1403,7 @@
     </w:p>
     <w:p>
       <w:pPr>
-        <w:pStyle w:val="Testopreformattato"/>
+        <w:pStyle w:val="Testopreformattatouser"/>
         <w:rPr>
           <w:highlight w:val="none"/>
           <w:shd w:fill="auto" w:val="clear"/>
@@ -1403,7 +1434,7 @@
     </w:p>
     <w:p>
       <w:pPr>
-        <w:pStyle w:val="Testopreformattato"/>
+        <w:pStyle w:val="Testopreformattatouser"/>
         <w:rPr>
           <w:highlight w:val="none"/>
           <w:shd w:fill="auto" w:val="clear"/>
@@ -1434,7 +1465,7 @@
     </w:p>
     <w:p>
       <w:pPr>
-        <w:pStyle w:val="Testopreformattato"/>
+        <w:pStyle w:val="Testopreformattatouser"/>
         <w:rPr>
           <w:highlight w:val="none"/>
           <w:shd w:fill="auto" w:val="clear"/>
@@ -1465,7 +1496,7 @@
     </w:p>
     <w:p>
       <w:pPr>
-        <w:pStyle w:val="Testopreformattato"/>
+        <w:pStyle w:val="Testopreformattatouser"/>
         <w:rPr>
           <w:highlight w:val="none"/>
           <w:shd w:fill="auto" w:val="clear"/>
@@ -1496,7 +1527,7 @@
     </w:p>
     <w:p>
       <w:pPr>
-        <w:pStyle w:val="Testopreformattato"/>
+        <w:pStyle w:val="Testopreformattatouser"/>
         <w:rPr>
           <w:highlight w:val="none"/>
           <w:shd w:fill="auto" w:val="clear"/>
@@ -1527,7 +1558,7 @@
     </w:p>
     <w:p>
       <w:pPr>
-        <w:pStyle w:val="Testopreformattato"/>
+        <w:pStyle w:val="Testopreformattatouser"/>
         <w:rPr>
           <w:highlight w:val="none"/>
           <w:shd w:fill="auto" w:val="clear"/>
@@ -1558,7 +1589,7 @@
     </w:p>
     <w:p>
       <w:pPr>
-        <w:pStyle w:val="Testopreformattato"/>
+        <w:pStyle w:val="Testopreformattatouser"/>
         <w:rPr>
           <w:rFonts w:ascii="Liberation Mono" w:hAnsi="Liberation Mono" w:cs="Liberation Mono"/>
           <w:color w:val="000000"/>
@@ -1577,7 +1608,7 @@
     </w:p>
     <w:p>
       <w:pPr>
-        <w:pStyle w:val="Testopreformattato"/>
+        <w:pStyle w:val="Testopreformattatouser"/>
         <w:rPr>
           <w:rFonts w:ascii="Liberation Mono" w:hAnsi="Liberation Mono" w:cs="Liberation Mono"/>
           <w:color w:val="000000"/>
@@ -1598,7 +1629,7 @@
     </w:p>
     <w:p>
       <w:pPr>
-        <w:pStyle w:val="Testopreformattato"/>
+        <w:pStyle w:val="Testopreformattatouser"/>
         <w:rPr>
           <w:highlight w:val="none"/>
           <w:shd w:fill="FFFF00" w:val="clear"/>
@@ -1618,7 +1649,7 @@
     </w:p>
     <w:p>
       <w:pPr>
-        <w:pStyle w:val="Testopreformattato"/>
+        <w:pStyle w:val="Testopreformattatouser"/>
         <w:rPr>
           <w:rFonts w:ascii="Liberation Mono" w:hAnsi="Liberation Mono" w:cs="Liberation Mono"/>
           <w:color w:val="000000"/>
@@ -1649,7 +1680,7 @@
     </w:p>
     <w:p>
       <w:pPr>
-        <w:pStyle w:val="Testopreformattato"/>
+        <w:pStyle w:val="Testopreformattatouser"/>
         <w:rPr>
           <w:rFonts w:ascii="Liberation Mono" w:hAnsi="Liberation Mono" w:cs="Liberation Mono"/>
           <w:color w:val="000000"/>
@@ -1680,7 +1711,7 @@
     </w:p>
     <w:p>
       <w:pPr>
-        <w:pStyle w:val="Testopreformattato"/>
+        <w:pStyle w:val="Testopreformattatouser"/>
         <w:rPr>
           <w:rFonts w:ascii="Liberation Mono" w:hAnsi="Liberation Mono" w:cs="Liberation Mono"/>
           <w:color w:val="000000"/>
@@ -1699,7 +1730,7 @@
     </w:p>
     <w:p>
       <w:pPr>
-        <w:pStyle w:val="Testopreformattato"/>
+        <w:pStyle w:val="Testopreformattatouser"/>
         <w:rPr>
           <w:rFonts w:ascii="Liberation Mono" w:hAnsi="Liberation Mono" w:cs="Liberation Mono"/>
           <w:color w:val="000000"/>
@@ -1718,7 +1749,7 @@
     </w:p>
     <w:p>
       <w:pPr>
-        <w:pStyle w:val="Testopreformattato"/>
+        <w:pStyle w:val="Testopreformattatouser"/>
         <w:spacing w:before="0" w:after="0"/>
         <w:rPr>
           <w:rFonts w:ascii="Liberation Mono" w:hAnsi="Liberation Mono" w:cs="Liberation Mono"/>
@@ -1741,7 +1772,7 @@
     </w:p>
     <w:p>
       <w:pPr>
-        <w:pStyle w:val="Testopreformattato"/>
+        <w:pStyle w:val="Testopreformattatouser"/>
         <w:rPr>
           <w:rFonts w:ascii="Liberation Mono" w:hAnsi="Liberation Mono" w:cs="Liberation Mono"/>
           <w:color w:val="000000"/>
@@ -1762,7 +1793,7 @@
     </w:p>
     <w:p>
       <w:pPr>
-        <w:pStyle w:val="Testopreformattato"/>
+        <w:pStyle w:val="Testopreformattatouser"/>
         <w:rPr>
           <w:rFonts w:ascii="Liberation Mono" w:hAnsi="Liberation Mono" w:cs="Liberation Mono"/>
           <w:color w:val="000000"/>
@@ -1783,7 +1814,7 @@
     </w:p>
     <w:p>
       <w:pPr>
-        <w:pStyle w:val="Testopreformattato"/>
+        <w:pStyle w:val="Testopreformattatouser"/>
         <w:rPr>
           <w:rFonts w:ascii="Liberation Mono" w:hAnsi="Liberation Mono" w:cs="Liberation Mono"/>
           <w:color w:val="000000"/>
@@ -1802,7 +1833,7 @@
     </w:p>
     <w:p>
       <w:pPr>
-        <w:pStyle w:val="Testopreformattato"/>
+        <w:pStyle w:val="Testopreformattatouser"/>
         <w:rPr>
           <w:rFonts w:ascii="Liberation Mono" w:hAnsi="Liberation Mono" w:cs="Liberation Mono"/>
           <w:color w:val="000000"/>
@@ -1823,7 +1854,7 @@
     </w:p>
     <w:p>
       <w:pPr>
-        <w:pStyle w:val="Testopreformattato"/>
+        <w:pStyle w:val="Testopreformattatouser"/>
         <w:rPr>
           <w:highlight w:val="none"/>
           <w:shd w:fill="FFFF00" w:val="clear"/>
@@ -1843,7 +1874,7 @@
     </w:p>
     <w:p>
       <w:pPr>
-        <w:pStyle w:val="Testopreformattato"/>
+        <w:pStyle w:val="Testopreformattatouser"/>
         <w:rPr>
           <w:highlight w:val="none"/>
           <w:shd w:fill="auto" w:val="clear"/>
@@ -1884,7 +1915,7 @@
     </w:p>
     <w:p>
       <w:pPr>
-        <w:pStyle w:val="Testopreformattato"/>
+        <w:pStyle w:val="Testopreformattatouser"/>
         <w:rPr>
           <w:highlight w:val="none"/>
           <w:shd w:fill="auto" w:val="clear"/>
@@ -1946,7 +1977,7 @@
     </w:p>
     <w:p>
       <w:pPr>
-        <w:pStyle w:val="Testopreformattato"/>
+        <w:pStyle w:val="Testopreformattatouser"/>
         <w:rPr>
           <w:highlight w:val="none"/>
           <w:shd w:fill="auto" w:val="clear"/>
@@ -2007,7 +2038,7 @@
     </w:p>
     <w:p>
       <w:pPr>
-        <w:pStyle w:val="Testopreformattato"/>
+        <w:pStyle w:val="Testopreformattatouser"/>
         <w:rPr>
           <w:highlight w:val="none"/>
           <w:shd w:fill="auto" w:val="clear"/>
@@ -2048,7 +2079,7 @@
     </w:p>
     <w:p>
       <w:pPr>
-        <w:pStyle w:val="Testopreformattato"/>
+        <w:pStyle w:val="Testopreformattatouser"/>
         <w:rPr>
           <w:highlight w:val="none"/>
           <w:shd w:fill="auto" w:val="clear"/>
@@ -2088,7 +2119,7 @@
     </w:p>
     <w:p>
       <w:pPr>
-        <w:pStyle w:val="Testopreformattato"/>
+        <w:pStyle w:val="Testopreformattatouser"/>
         <w:rPr>
           <w:highlight w:val="none"/>
           <w:shd w:fill="auto" w:val="clear"/>
@@ -2138,7 +2169,7 @@
     </w:p>
     <w:p>
       <w:pPr>
-        <w:pStyle w:val="Testopreformattato"/>
+        <w:pStyle w:val="Testopreformattatouser"/>
         <w:rPr>
           <w:highlight w:val="none"/>
           <w:shd w:fill="auto" w:val="clear"/>
@@ -2193,7 +2224,7 @@
     </w:p>
     <w:p>
       <w:pPr>
-        <w:pStyle w:val="Testopreformattato"/>
+        <w:pStyle w:val="Testopreformattatouser"/>
         <w:rPr>
           <w:highlight w:val="none"/>
           <w:shd w:fill="auto" w:val="clear"/>
@@ -2262,7 +2293,7 @@
     </w:p>
     <w:p>
       <w:pPr>
-        <w:pStyle w:val="Testopreformattato"/>
+        <w:pStyle w:val="Testopreformattatouser"/>
         <w:rPr>
           <w:highlight w:val="none"/>
           <w:shd w:fill="auto" w:val="clear"/>
@@ -2289,7 +2320,7 @@
     </w:p>
     <w:p>
       <w:pPr>
-        <w:pStyle w:val="Testopreformattato"/>
+        <w:pStyle w:val="Testopreformattatouser"/>
         <w:rPr>
           <w:highlight w:val="none"/>
           <w:shd w:fill="auto" w:val="clear"/>
@@ -2351,7 +2382,7 @@
     </w:p>
     <w:p>
       <w:pPr>
-        <w:pStyle w:val="Testopreformattato"/>
+        <w:pStyle w:val="Testopreformattatouser"/>
         <w:rPr>
           <w:highlight w:val="none"/>
           <w:shd w:fill="auto" w:val="clear"/>
@@ -2382,7 +2413,7 @@
     </w:p>
     <w:p>
       <w:pPr>
-        <w:pStyle w:val="Testopreformattato"/>
+        <w:pStyle w:val="Testopreformattatouser"/>
         <w:rPr>
           <w:rFonts w:ascii="Liberation Mono" w:hAnsi="Liberation Mono" w:cs="Liberation Mono"/>
           <w:color w:val="000000"/>
@@ -2406,7 +2437,7 @@
     </w:p>
     <w:p>
       <w:pPr>
-        <w:pStyle w:val="Testopreformattato"/>
+        <w:pStyle w:val="Testopreformattatouser"/>
         <w:rPr>
           <w:rFonts w:ascii="Liberation Mono" w:hAnsi="Liberation Mono" w:cs="Liberation Mono"/>
           <w:color w:val="000000"/>
@@ -2427,7 +2458,7 @@
     </w:p>
     <w:p>
       <w:pPr>
-        <w:pStyle w:val="Testopreformattato"/>
+        <w:pStyle w:val="Testopreformattatouser"/>
         <w:rPr>
           <w:rFonts w:ascii="Liberation Mono" w:hAnsi="Liberation Mono" w:cs="Liberation Mono"/>
           <w:color w:val="000000"/>
@@ -2460,7 +2491,7 @@
     </w:p>
     <w:p>
       <w:pPr>
-        <w:pStyle w:val="Testopreformattato"/>
+        <w:pStyle w:val="Testopreformattatouser"/>
         <w:rPr>
           <w:rFonts w:cs="Liberation Mono"/>
           <w:color w:val="000000"/>
@@ -2496,7 +2527,7 @@
     </w:p>
     <w:p>
       <w:pPr>
-        <w:pStyle w:val="Testopreformattato"/>
+        <w:pStyle w:val="Testopreformattatouser"/>
         <w:rPr>
           <w:highlight w:val="none"/>
           <w:shd w:fill="auto" w:val="clear"/>
@@ -2527,7 +2558,7 @@
     </w:p>
     <w:p>
       <w:pPr>
-        <w:pStyle w:val="Testopreformattato"/>
+        <w:pStyle w:val="Testopreformattatouser"/>
         <w:rPr>
           <w:highlight w:val="none"/>
           <w:shd w:fill="auto" w:val="clear"/>
@@ -2580,7 +2611,7 @@
     </w:p>
     <w:p>
       <w:pPr>
-        <w:pStyle w:val="Testopreformattato"/>
+        <w:pStyle w:val="Testopreformattatouser"/>
         <w:rPr>
           <w:rFonts w:ascii="Liberation Mono" w:hAnsi="Liberation Mono" w:cs="Liberation Mono"/>
           <w:color w:val="000000"/>
@@ -2602,7 +2633,7 @@
     </w:p>
     <w:p>
       <w:pPr>
-        <w:pStyle w:val="Testopreformattato"/>
+        <w:pStyle w:val="Testopreformattatouser"/>
         <w:rPr>
           <w:rFonts w:ascii="Liberation Mono" w:hAnsi="Liberation Mono" w:cs="Liberation Mono"/>
           <w:color w:val="000000"/>
@@ -2623,7 +2654,7 @@
     </w:p>
     <w:p>
       <w:pPr>
-        <w:pStyle w:val="Testopreformattato"/>
+        <w:pStyle w:val="Testopreformattatouser"/>
         <w:rPr>
           <w:highlight w:val="none"/>
           <w:shd w:fill="FFFF00" w:val="clear"/>
@@ -2643,7 +2674,7 @@
     </w:p>
     <w:p>
       <w:pPr>
-        <w:pStyle w:val="Testopreformattato"/>
+        <w:pStyle w:val="Testopreformattatouser"/>
         <w:rPr>
           <w:rFonts w:ascii="Liberation Mono" w:hAnsi="Liberation Mono" w:cs="Liberation Mono"/>
           <w:color w:val="000000"/>
@@ -2674,7 +2705,7 @@
     </w:p>
     <w:p>
       <w:pPr>
-        <w:pStyle w:val="Testopreformattato"/>
+        <w:pStyle w:val="Testopreformattatouser"/>
         <w:rPr>
           <w:rFonts w:ascii="Liberation Mono" w:hAnsi="Liberation Mono" w:cs="Liberation Mono"/>
           <w:color w:val="000000"/>
@@ -2705,7 +2736,7 @@
     </w:p>
     <w:p>
       <w:pPr>
-        <w:pStyle w:val="Testopreformattato"/>
+        <w:pStyle w:val="Testopreformattatouser"/>
         <w:rPr>
           <w:rFonts w:ascii="Liberation Mono" w:hAnsi="Liberation Mono" w:cs="Liberation Mono"/>
           <w:color w:val="000000"/>
@@ -2724,7 +2755,7 @@
     </w:p>
     <w:p>
       <w:pPr>
-        <w:pStyle w:val="Testopreformattato"/>
+        <w:pStyle w:val="Testopreformattatouser"/>
         <w:rPr>
           <w:rFonts w:ascii="Liberation Mono" w:hAnsi="Liberation Mono" w:cs="Liberation Mono"/>
           <w:color w:val="000000"/>
@@ -2745,7 +2776,7 @@
     </w:p>
     <w:p>
       <w:pPr>
-        <w:pStyle w:val="Testopreformattato"/>
+        <w:pStyle w:val="Testopreformattatouser"/>
         <w:rPr>
           <w:highlight w:val="none"/>
           <w:shd w:fill="FFFF00" w:val="clear"/>
@@ -2765,7 +2796,7 @@
     </w:p>
     <w:p>
       <w:pPr>
-        <w:pStyle w:val="Testopreformattato"/>
+        <w:pStyle w:val="Testopreformattatouser"/>
         <w:rPr>
           <w:rFonts w:ascii="Liberation Mono" w:hAnsi="Liberation Mono" w:cs="Liberation Mono"/>
           <w:color w:val="000000"/>
@@ -2796,7 +2827,7 @@
     </w:p>
     <w:p>
       <w:pPr>
-        <w:pStyle w:val="Testopreformattato"/>
+        <w:pStyle w:val="Testopreformattatouser"/>
         <w:rPr>
           <w:rFonts w:ascii="Liberation Mono" w:hAnsi="Liberation Mono" w:cs="Liberation Mono"/>
           <w:color w:val="000000"/>
@@ -2827,7 +2858,7 @@
     </w:p>
     <w:p>
       <w:pPr>
-        <w:pStyle w:val="Testopreformattato"/>
+        <w:pStyle w:val="Testopreformattatouser"/>
         <w:rPr>
           <w:rFonts w:ascii="Liberation Mono" w:hAnsi="Liberation Mono" w:cs="Liberation Mono"/>
           <w:color w:val="000000"/>
@@ -2858,7 +2889,7 @@
     </w:p>
     <w:p>
       <w:pPr>
-        <w:pStyle w:val="Testopreformattato"/>
+        <w:pStyle w:val="Testopreformattatouser"/>
         <w:rPr>
           <w:rFonts w:ascii="Liberation Mono" w:hAnsi="Liberation Mono" w:cs="Liberation Mono"/>
           <w:color w:val="000000"/>
@@ -2877,7 +2908,7 @@
     </w:p>
     <w:p>
       <w:pPr>
-        <w:pStyle w:val="Testopreformattato"/>
+        <w:pStyle w:val="Testopreformattatouser"/>
         <w:rPr>
           <w:rFonts w:ascii="Liberation Mono" w:hAnsi="Liberation Mono" w:cs="Liberation Mono"/>
           <w:color w:val="000000"/>
@@ -2898,7 +2929,7 @@
     </w:p>
     <w:p>
       <w:pPr>
-        <w:pStyle w:val="Testopreformattato"/>
+        <w:pStyle w:val="Testopreformattatouser"/>
         <w:rPr>
           <w:highlight w:val="none"/>
           <w:shd w:fill="FFFF00" w:val="clear"/>
@@ -2918,7 +2949,7 @@
     </w:p>
     <w:p>
       <w:pPr>
-        <w:pStyle w:val="Testopreformattato"/>
+        <w:pStyle w:val="Testopreformattatouser"/>
         <w:ind w:hanging="0"/>
         <w:rPr>
           <w:highlight w:val="none"/>
@@ -2950,7 +2981,7 @@
     </w:p>
     <w:p>
       <w:pPr>
-        <w:pStyle w:val="Testopreformattato"/>
+        <w:pStyle w:val="Testopreformattatouser"/>
         <w:ind w:hanging="0"/>
         <w:rPr>
           <w:rFonts w:ascii="Liberation Mono" w:hAnsi="Liberation Mono" w:cs="Liberation Mono"/>
@@ -2973,7 +3004,7 @@
     </w:p>
     <w:p>
       <w:pPr>
-        <w:pStyle w:val="Testopreformattato"/>
+        <w:pStyle w:val="Testopreformattatouser"/>
         <w:rPr>
           <w:rFonts w:ascii="Liberation Mono" w:hAnsi="Liberation Mono" w:cs="Liberation Mono"/>
           <w:color w:val="000000"/>
@@ -2992,7 +3023,7 @@
     </w:p>
     <w:p>
       <w:pPr>
-        <w:pStyle w:val="Testopreformattato"/>
+        <w:pStyle w:val="Testopreformattatouser"/>
         <w:spacing w:before="0" w:after="0"/>
         <w:rPr>
           <w:rFonts w:ascii="Liberation Mono" w:hAnsi="Liberation Mono" w:cs="Liberation Mono"/>
@@ -3015,7 +3046,7 @@
     </w:p>
     <w:p>
       <w:pPr>
-        <w:pStyle w:val="Testopreformattato"/>
+        <w:pStyle w:val="Testopreformattatouser"/>
         <w:rPr>
           <w:rFonts w:ascii="Liberation Mono" w:hAnsi="Liberation Mono" w:cs="Liberation Mono"/>
           <w:color w:val="000000"/>
@@ -3036,7 +3067,7 @@
     </w:p>
     <w:p>
       <w:pPr>
-        <w:pStyle w:val="Testopreformattato"/>
+        <w:pStyle w:val="Testopreformattatouser"/>
         <w:rPr>
           <w:rFonts w:ascii="Liberation Mono" w:hAnsi="Liberation Mono" w:cs="Liberation Mono"/>
           <w:color w:val="000000"/>
@@ -3057,7 +3088,7 @@
     </w:p>
     <w:p>
       <w:pPr>
-        <w:pStyle w:val="Testopreformattato"/>
+        <w:pStyle w:val="Testopreformattatouser"/>
         <w:rPr>
           <w:rFonts w:ascii="Liberation Mono" w:hAnsi="Liberation Mono" w:cs="Liberation Mono"/>
           <w:color w:val="000000"/>
@@ -3076,7 +3107,7 @@
     </w:p>
     <w:p>
       <w:pPr>
-        <w:pStyle w:val="Testopreformattato"/>
+        <w:pStyle w:val="Testopreformattatouser"/>
         <w:rPr>
           <w:rFonts w:ascii="Liberation Mono" w:hAnsi="Liberation Mono" w:cs="Liberation Mono"/>
           <w:color w:val="000000"/>
@@ -3097,7 +3128,7 @@
     </w:p>
     <w:p>
       <w:pPr>
-        <w:pStyle w:val="Testopreformattato"/>
+        <w:pStyle w:val="Testopreformattatouser"/>
         <w:rPr>
           <w:highlight w:val="none"/>
           <w:shd w:fill="FFFF00" w:val="clear"/>
@@ -3117,7 +3148,7 @@
     </w:p>
     <w:p>
       <w:pPr>
-        <w:pStyle w:val="Testopreformattato"/>
+        <w:pStyle w:val="Testopreformattatouser"/>
         <w:rPr>
           <w:highlight w:val="none"/>
           <w:shd w:fill="auto" w:val="clear"/>
@@ -3148,7 +3179,7 @@
     </w:p>
     <w:p>
       <w:pPr>
-        <w:pStyle w:val="Testopreformattato"/>
+        <w:pStyle w:val="Testopreformattatouser"/>
         <w:rPr>
           <w:highlight w:val="none"/>
           <w:shd w:fill="auto" w:val="clear"/>
@@ -3179,7 +3210,7 @@
     </w:p>
     <w:p>
       <w:pPr>
-        <w:pStyle w:val="Testopreformattato"/>
+        <w:pStyle w:val="Testopreformattatouser"/>
         <w:rPr>
           <w:highlight w:val="none"/>
           <w:shd w:fill="auto" w:val="clear"/>
@@ -3210,7 +3241,7 @@
     </w:p>
     <w:p>
       <w:pPr>
-        <w:pStyle w:val="Testopreformattato"/>
+        <w:pStyle w:val="Testopreformattatouser"/>
         <w:rPr>
           <w:highlight w:val="none"/>
           <w:shd w:fill="auto" w:val="clear"/>
@@ -3241,7 +3272,7 @@
     </w:p>
     <w:p>
       <w:pPr>
-        <w:pStyle w:val="Testopreformattato"/>
+        <w:pStyle w:val="Testopreformattatouser"/>
         <w:rPr>
           <w:highlight w:val="none"/>
           <w:shd w:fill="auto" w:val="clear"/>
@@ -3272,7 +3303,7 @@
     </w:p>
     <w:p>
       <w:pPr>
-        <w:pStyle w:val="Testopreformattato"/>
+        <w:pStyle w:val="Testopreformattatouser"/>
         <w:rPr>
           <w:rFonts w:cs="Liberation Mono"/>
           <w:color w:val="000000"/>
@@ -3293,7 +3324,7 @@
     </w:p>
     <w:p>
       <w:pPr>
-        <w:pStyle w:val="Testopreformattato"/>
+        <w:pStyle w:val="Testopreformattatouser"/>
         <w:rPr>
           <w:rFonts w:ascii="Liberation Mono" w:hAnsi="Liberation Mono" w:cs="Liberation Mono"/>
           <w:color w:val="000000"/>
@@ -3314,7 +3345,7 @@
     </w:p>
     <w:p>
       <w:pPr>
-        <w:pStyle w:val="Testopreformattato"/>
+        <w:pStyle w:val="Testopreformattatouser"/>
         <w:rPr>
           <w:highlight w:val="none"/>
           <w:shd w:fill="FFFF00" w:val="clear"/>
@@ -3334,7 +3365,7 @@
     </w:p>
     <w:p>
       <w:pPr>
-        <w:pStyle w:val="Testopreformattato"/>
+        <w:pStyle w:val="Testopreformattatouser"/>
         <w:rPr>
           <w:highlight w:val="none"/>
           <w:shd w:fill="auto" w:val="clear"/>
@@ -3365,7 +3396,7 @@
     </w:p>
     <w:p>
       <w:pPr>
-        <w:pStyle w:val="Testopreformattato"/>
+        <w:pStyle w:val="Testopreformattatouser"/>
         <w:rPr>
           <w:highlight w:val="none"/>
           <w:shd w:fill="auto" w:val="clear"/>
@@ -3396,7 +3427,7 @@
     </w:p>
     <w:p>
       <w:pPr>
-        <w:pStyle w:val="Testopreformattato"/>
+        <w:pStyle w:val="Testopreformattatouser"/>
         <w:rPr>
           <w:highlight w:val="none"/>
           <w:shd w:fill="auto" w:val="clear"/>
@@ -3427,7 +3458,7 @@
     </w:p>
     <w:p>
       <w:pPr>
-        <w:pStyle w:val="Testopreformattato"/>
+        <w:pStyle w:val="Testopreformattatouser"/>
         <w:rPr>
           <w:highlight w:val="none"/>
           <w:shd w:fill="auto" w:val="clear"/>
@@ -3458,7 +3489,7 @@
     </w:p>
     <w:p>
       <w:pPr>
-        <w:pStyle w:val="Testopreformattato"/>
+        <w:pStyle w:val="Testopreformattatouser"/>
         <w:rPr>
           <w:highlight w:val="none"/>
           <w:shd w:fill="auto" w:val="clear"/>
@@ -3489,7 +3520,7 @@
     </w:p>
     <w:p>
       <w:pPr>
-        <w:pStyle w:val="Testopreformattato"/>
+        <w:pStyle w:val="Testopreformattatouser"/>
         <w:rPr>
           <w:highlight w:val="none"/>
           <w:shd w:fill="auto" w:val="clear"/>
@@ -3520,7 +3551,7 @@
     </w:p>
     <w:p>
       <w:pPr>
-        <w:pStyle w:val="Testopreformattato"/>
+        <w:pStyle w:val="Testopreformattatouser"/>
         <w:ind w:hanging="0"/>
         <w:rPr>
           <w:highlight w:val="none"/>
@@ -3574,7 +3605,7 @@
     </w:p>
     <w:p>
       <w:pPr>
-        <w:pStyle w:val="Testopreformattato"/>
+        <w:pStyle w:val="Testopreformattatouser"/>
         <w:ind w:hanging="0"/>
         <w:rPr>
           <w:highlight w:val="none"/>
@@ -3627,7 +3658,7 @@
     </w:p>
     <w:p>
       <w:pPr>
-        <w:pStyle w:val="Testopreformattato"/>
+        <w:pStyle w:val="Testopreformattatouser"/>
         <w:rPr>
           <w:rFonts w:ascii="Liberation Mono" w:hAnsi="Liberation Mono" w:cs="Liberation Mono"/>
           <w:color w:val="000000"/>
@@ -3647,7 +3678,7 @@
     </w:p>
     <w:p>
       <w:pPr>
-        <w:pStyle w:val="Testopreformattato"/>
+        <w:pStyle w:val="Testopreformattatouser"/>
         <w:rPr>
           <w:rFonts w:ascii="Liberation Mono" w:hAnsi="Liberation Mono" w:cs="Liberation Mono"/>
           <w:color w:val="000000"/>
@@ -3668,7 +3699,7 @@
     </w:p>
     <w:p>
       <w:pPr>
-        <w:pStyle w:val="Testopreformattato"/>
+        <w:pStyle w:val="Testopreformattatouser"/>
         <w:rPr>
           <w:highlight w:val="none"/>
           <w:shd w:fill="FFFF00" w:val="clear"/>
@@ -3688,7 +3719,7 @@
     </w:p>
     <w:p>
       <w:pPr>
-        <w:pStyle w:val="Testopreformattato"/>
+        <w:pStyle w:val="Testopreformattatouser"/>
         <w:rPr>
           <w:highlight w:val="none"/>
           <w:shd w:fill="auto" w:val="clear"/>
@@ -3719,7 +3750,7 @@
     </w:p>
     <w:p>
       <w:pPr>
-        <w:pStyle w:val="Testopreformattato"/>
+        <w:pStyle w:val="Testopreformattatouser"/>
         <w:rPr>
           <w:highlight w:val="none"/>
           <w:shd w:fill="auto" w:val="clear"/>
@@ -3750,7 +3781,7 @@
     </w:p>
     <w:p>
       <w:pPr>
-        <w:pStyle w:val="Testopreformattato"/>
+        <w:pStyle w:val="Testopreformattatouser"/>
         <w:rPr>
           <w:highlight w:val="none"/>
           <w:shd w:fill="auto" w:val="clear"/>
@@ -3781,7 +3812,7 @@
     </w:p>
     <w:p>
       <w:pPr>
-        <w:pStyle w:val="Testopreformattato"/>
+        <w:pStyle w:val="Testopreformattatouser"/>
         <w:rPr>
           <w:highlight w:val="none"/>
           <w:shd w:fill="auto" w:val="clear"/>
@@ -3806,7 +3837,7 @@
     </w:p>
     <w:p>
       <w:pPr>
-        <w:pStyle w:val="Testopreformattato"/>
+        <w:pStyle w:val="Testopreformattatouser"/>
         <w:rPr>
           <w:highlight w:val="none"/>
           <w:shd w:fill="auto" w:val="clear"/>
@@ -3837,7 +3868,7 @@
     </w:p>
     <w:p>
       <w:pPr>
-        <w:pStyle w:val="Testopreformattato"/>
+        <w:pStyle w:val="Testopreformattatouser"/>
         <w:rPr>
           <w:rFonts w:cs="Liberation Mono"/>
           <w:color w:val="000000"/>
@@ -3873,7 +3904,7 @@
     </w:p>
     <w:p>
       <w:pPr>
-        <w:pStyle w:val="Testopreformattato"/>
+        <w:pStyle w:val="Testopreformattatouser"/>
         <w:rPr>
           <w:rFonts w:cs="Liberation Mono"/>
           <w:color w:val="000000"/>
@@ -3909,7 +3940,7 @@
     </w:p>
     <w:p>
       <w:pPr>
-        <w:pStyle w:val="Testopreformattato"/>
+        <w:pStyle w:val="Testopreformattatouser"/>
         <w:rPr>
           <w:highlight w:val="none"/>
           <w:shd w:fill="auto" w:val="clear"/>
@@ -3940,7 +3971,7 @@
     </w:p>
     <w:p>
       <w:pPr>
-        <w:pStyle w:val="Testopreformattato"/>
+        <w:pStyle w:val="Testopreformattatouser"/>
         <w:rPr>
           <w:rFonts w:cs="Liberation Mono"/>
           <w:color w:val="000000"/>
@@ -3976,7 +4007,7 @@
     </w:p>
     <w:p>
       <w:pPr>
-        <w:pStyle w:val="Testopreformattato"/>
+        <w:pStyle w:val="Testopreformattatouser"/>
         <w:rPr>
           <w:highlight w:val="none"/>
           <w:shd w:fill="auto" w:val="clear"/>
@@ -4007,7 +4038,7 @@
     </w:p>
     <w:p>
       <w:pPr>
-        <w:pStyle w:val="Testopreformattato"/>
+        <w:pStyle w:val="Testopreformattatouser"/>
         <w:spacing w:before="0" w:after="0"/>
         <w:rPr>
           <w:rFonts w:ascii="Liberation Mono" w:hAnsi="Liberation Mono" w:cs="Liberation Mono"/>
@@ -4034,7 +4065,7 @@
     </w:p>
     <w:p>
       <w:pPr>
-        <w:pStyle w:val="Testopreformattato"/>
+        <w:pStyle w:val="Testopreformattatouser"/>
         <w:rPr>
           <w:rFonts w:ascii="Liberation Mono" w:hAnsi="Liberation Mono" w:cs="Liberation Mono"/>
           <w:color w:val="000000"/>
@@ -4055,7 +4086,7 @@
     </w:p>
     <w:p>
       <w:pPr>
-        <w:pStyle w:val="Testopreformattato"/>
+        <w:pStyle w:val="Testopreformattatouser"/>
         <w:rPr>
           <w:highlight w:val="none"/>
           <w:shd w:fill="FFFF00" w:val="clear"/>
@@ -4075,7 +4106,7 @@
     </w:p>
     <w:p>
       <w:pPr>
-        <w:pStyle w:val="Testopreformattato"/>
+        <w:pStyle w:val="Testopreformattatouser"/>
         <w:rPr>
           <w:rFonts w:ascii="Liberation Mono" w:hAnsi="Liberation Mono" w:cs="Liberation Mono"/>
           <w:color w:val="000000"/>
@@ -4106,7 +4137,7 @@
     </w:p>
     <w:p>
       <w:pPr>
-        <w:pStyle w:val="Testopreformattato"/>
+        <w:pStyle w:val="Testopreformattatouser"/>
         <w:rPr>
           <w:rFonts w:ascii="Liberation Mono" w:hAnsi="Liberation Mono" w:cs="Liberation Mono"/>
           <w:color w:val="000000"/>
@@ -4137,7 +4168,7 @@
     </w:p>
     <w:p>
       <w:pPr>
-        <w:pStyle w:val="Testopreformattato"/>
+        <w:pStyle w:val="Testopreformattatouser"/>
         <w:rPr>
           <w:rFonts w:ascii="Liberation Mono" w:hAnsi="Liberation Mono" w:cs="Liberation Mono"/>
           <w:color w:val="000000"/>
@@ -4732,15 +4763,15 @@
       <w:sz w:val="20"/>
     </w:rPr>
   </w:style>
-  <w:style w:type="character" w:styleId="Caratterinotaapidipagina" w:customStyle="1">
-    <w:name w:val="Caratteri nota a piè di pagina"/>
+  <w:style w:type="character" w:styleId="Caratterinotaapidipaginauser" w:customStyle="1">
+    <w:name w:val="Caratteri nota a piè di pagina (user)"/>
     <w:qFormat/>
     <w:rPr>
       <w:vertAlign w:val="superscript"/>
     </w:rPr>
   </w:style>
-  <w:style w:type="character" w:styleId="Caratterinotaapidipaginauser">
-    <w:name w:val="Caratteri nota a piè di pagina (user)"/>
+  <w:style w:type="character" w:styleId="Caratterinotaapidipagina">
+    <w:name w:val="Caratteri nota a piè di pagina"/>
     <w:qFormat/>
     <w:rPr>
       <w:vertAlign w:val="superscript"/>
@@ -4760,15 +4791,15 @@
       <w:sz w:val="20"/>
     </w:rPr>
   </w:style>
-  <w:style w:type="character" w:styleId="Caratterinotadichiusura" w:customStyle="1">
-    <w:name w:val="Caratteri nota di chiusura"/>
+  <w:style w:type="character" w:styleId="Caratterinotadichiusurauser" w:customStyle="1">
+    <w:name w:val="Caratteri nota di chiusura (user)"/>
     <w:qFormat/>
     <w:rPr>
       <w:vertAlign w:val="superscript"/>
     </w:rPr>
   </w:style>
-  <w:style w:type="character" w:styleId="Caratterinotadichiusurauser">
-    <w:name w:val="Caratteri nota di chiusura (user)"/>
+  <w:style w:type="character" w:styleId="Caratterinotadichiusura">
+    <w:name w:val="Caratteri nota di chiusura"/>
     <w:qFormat/>
     <w:rPr>
       <w:vertAlign w:val="superscript"/>
@@ -4851,55 +4882,8 @@
     <w:qFormat/>
     <w:rPr/>
   </w:style>
-  <w:style w:type="paragraph" w:styleId="Titolo" w:customStyle="1">
+  <w:style w:type="paragraph" w:styleId="Titolo">
     <w:name w:val="Titolo"/>
-    <w:basedOn w:val="Standard"/>
-    <w:next w:val="BodyText"/>
-    <w:qFormat/>
-    <w:pPr>
-      <w:spacing w:before="240" w:after="120"/>
-    </w:pPr>
-    <w:rPr>
-      <w:rFonts w:ascii="Liberation Sans" w:hAnsi="Liberation Sans" w:cs="Liberation Sans"/>
-      <w:sz w:val="28"/>
-    </w:rPr>
-  </w:style>
-  <w:style w:type="paragraph" w:styleId="BodyText">
-    <w:name w:val="Body Text"/>
-    <w:basedOn w:val="Normal"/>
-    <w:pPr>
-      <w:spacing w:lineRule="auto" w:line="276" w:before="0" w:after="140"/>
-    </w:pPr>
-    <w:rPr/>
-  </w:style>
-  <w:style w:type="paragraph" w:styleId="List" w:customStyle="1">
-    <w:name w:val="List"/>
-    <w:basedOn w:val="Textbody"/>
-    <w:qFormat/>
-    <w:pPr/>
-    <w:rPr/>
-  </w:style>
-  <w:style w:type="paragraph" w:styleId="Caption" w:customStyle="1">
-    <w:name w:val="caption"/>
-    <w:basedOn w:val="Standard"/>
-    <w:qFormat/>
-    <w:pPr>
-      <w:spacing w:before="120" w:after="120"/>
-    </w:pPr>
-    <w:rPr>
-      <w:i/>
-      <w:sz w:val="24"/>
-    </w:rPr>
-  </w:style>
-  <w:style w:type="paragraph" w:styleId="Indice" w:customStyle="1">
-    <w:name w:val="Indice"/>
-    <w:basedOn w:val="Standard"/>
-    <w:qFormat/>
-    <w:pPr/>
-    <w:rPr/>
-  </w:style>
-  <w:style w:type="paragraph" w:styleId="Titolouser">
-    <w:name w:val="Titolo (user)"/>
     <w:basedOn w:val="Normal"/>
     <w:next w:val="BodyText"/>
     <w:qFormat/>
@@ -4913,8 +4897,35 @@
       <w:szCs w:val="28"/>
     </w:rPr>
   </w:style>
-  <w:style w:type="paragraph" w:styleId="Indiceuser">
-    <w:name w:val="Indice (user)"/>
+  <w:style w:type="paragraph" w:styleId="BodyText">
+    <w:name w:val="Body Text"/>
+    <w:basedOn w:val="Normal"/>
+    <w:pPr>
+      <w:spacing w:lineRule="auto" w:line="276" w:before="0" w:after="140"/>
+    </w:pPr>
+    <w:rPr/>
+  </w:style>
+  <w:style w:type="paragraph" w:styleId="List" w:customStyle="1">
+    <w:name w:val="List"/>
+    <w:basedOn w:val="Textbody"/>
+    <w:qFormat/>
+    <w:pPr/>
+    <w:rPr/>
+  </w:style>
+  <w:style w:type="paragraph" w:styleId="Caption" w:customStyle="1">
+    <w:name w:val="caption"/>
+    <w:basedOn w:val="Standard"/>
+    <w:qFormat/>
+    <w:pPr>
+      <w:spacing w:before="120" w:after="120"/>
+    </w:pPr>
+    <w:rPr>
+      <w:i/>
+      <w:sz w:val="24"/>
+    </w:rPr>
+  </w:style>
+  <w:style w:type="paragraph" w:styleId="Indice">
+    <w:name w:val="Indice"/>
     <w:basedOn w:val="Normal"/>
     <w:qFormat/>
     <w:pPr>
@@ -4923,6 +4934,26 @@
     <w:rPr>
       <w:rFonts w:ascii="Calibri" w:hAnsi="Calibri" w:cs="Lucida Sans"/>
     </w:rPr>
+  </w:style>
+  <w:style w:type="paragraph" w:styleId="Titolouser" w:customStyle="1">
+    <w:name w:val="Titolo (user)"/>
+    <w:basedOn w:val="Standard"/>
+    <w:next w:val="BodyText"/>
+    <w:qFormat/>
+    <w:pPr>
+      <w:spacing w:before="240" w:after="120"/>
+    </w:pPr>
+    <w:rPr>
+      <w:rFonts w:ascii="Liberation Sans" w:hAnsi="Liberation Sans" w:cs="Liberation Sans"/>
+      <w:sz w:val="28"/>
+    </w:rPr>
+  </w:style>
+  <w:style w:type="paragraph" w:styleId="Indiceuser" w:customStyle="1">
+    <w:name w:val="Indice (user)"/>
+    <w:basedOn w:val="Standard"/>
+    <w:qFormat/>
+    <w:pPr/>
+    <w:rPr/>
   </w:style>
   <w:style w:type="paragraph" w:styleId="DStyleparagraph" w:customStyle="1">
     <w:name w:val="DStyle_paragraph"/>
@@ -5009,15 +5040,15 @@
     </w:pPr>
     <w:rPr/>
   </w:style>
-  <w:style w:type="paragraph" w:styleId="Intestazioneepidipagina">
-    <w:name w:val="Intestazione e piè di pagina"/>
+  <w:style w:type="paragraph" w:styleId="Intestazioneepidipaginauser">
+    <w:name w:val="Intestazione e piè di pagina (user)"/>
     <w:basedOn w:val="Normal"/>
     <w:qFormat/>
     <w:pPr/>
     <w:rPr/>
   </w:style>
-  <w:style w:type="paragraph" w:styleId="Intestazioneepidipaginauser">
-    <w:name w:val="Intestazione e piè di pagina (user)"/>
+  <w:style w:type="paragraph" w:styleId="Intestazioneepidipagina">
+    <w:name w:val="Intestazione e piè di pagina"/>
     <w:basedOn w:val="Normal"/>
     <w:qFormat/>
     <w:pPr/>
@@ -5164,7 +5195,7 @@
   </w:style>
   <w:style w:type="paragraph" w:styleId="IndexHeading">
     <w:name w:val="index heading"/>
-    <w:basedOn w:val="Titolo"/>
+    <w:basedOn w:val="Titolouser"/>
     <w:pPr/>
     <w:rPr/>
   </w:style>
@@ -5200,8 +5231,8 @@
     </w:pPr>
     <w:rPr/>
   </w:style>
-  <w:style w:type="paragraph" w:styleId="Testopreformattato" w:customStyle="1">
-    <w:name w:val="Testo preformattato"/>
+  <w:style w:type="paragraph" w:styleId="Testopreformattatouser" w:customStyle="1">
+    <w:name w:val="Testo preformattato (user)"/>
     <w:basedOn w:val="Standard"/>
     <w:qFormat/>
     <w:pPr>
@@ -5212,8 +5243,8 @@
       <w:sz w:val="20"/>
     </w:rPr>
   </w:style>
-  <w:style w:type="numbering" w:styleId="Nessunelenco" w:default="1">
-    <w:name w:val="Nessun elenco"/>
+  <w:style w:type="numbering" w:styleId="Nessunelencouser" w:default="1">
+    <w:name w:val="Nessun elenco (user)"/>
     <w:uiPriority w:val="99"/>
     <w:semiHidden/>
     <w:unhideWhenUsed/>
